--- a/Dddd-Aga/D205-APa.docx
+++ b/Dddd-Aga/D205-APa.docx
@@ -1,6 +1,6 @@
 
 <file path=word/document.xml><?xml version="1.0" encoding="utf-8"?>
-<w:document xmlns:wpc="http://schemas.microsoft.com/office/word/2010/wordprocessingCanvas" xmlns:cx="http://schemas.microsoft.com/office/drawing/2014/chartex" xmlns:cx1="http://schemas.microsoft.com/office/drawing/2015/9/8/chartex" xmlns:cx2="http://schemas.microsoft.com/office/drawing/2015/10/21/chartex" xmlns:cx3="http://schemas.microsoft.com/office/drawing/2016/5/9/chartex" xmlns:cx4="http://schemas.microsoft.com/office/drawing/2016/5/10/chartex" xmlns:cx5="http://schemas.microsoft.com/office/drawing/2016/5/11/chartex" xmlns:cx6="http://schemas.microsoft.com/office/drawing/2016/5/12/chartex" xmlns:cx7="http://schemas.microsoft.com/office/drawing/2016/5/13/chartex" xmlns:cx8="http://schemas.microsoft.com/office/drawing/2016/5/14/chartex" xmlns:mc="http://schemas.openxmlformats.org/markup-compatibility/2006" xmlns:aink="http://schemas.microsoft.com/office/drawing/2016/ink" xmlns:am3d="http://schemas.microsoft.com/office/drawing/2017/model3d" xmlns:o="urn:schemas-microsoft-com:office:office" xmlns:oel="http://schemas.microsoft.com/office/2019/extlst" xmlns:r="http://schemas.openxmlformats.org/officeDocument/2006/relationships" xmlns:m="http://schemas.openxmlformats.org/officeDocument/2006/math" xmlns:v="urn:schemas-microsoft-com:vml" xmlns:wp14="http://schemas.microsoft.com/office/word/2010/wordprocessingDrawing" xmlns:wp="http://schemas.openxmlformats.org/drawingml/2006/wordprocessingDrawing" xmlns:w10="urn:schemas-microsoft-com:office:word" xmlns:w="http://schemas.openxmlformats.org/wordprocessingml/2006/main" xmlns:w14="http://schemas.microsoft.com/office/word/2010/wordml" xmlns:w15="http://schemas.microsoft.com/office/word/2012/wordml" xmlns:w16cex="http://schemas.microsoft.com/office/word/2018/wordml/cex" xmlns:w16cid="http://schemas.microsoft.com/office/word/2016/wordml/cid" xmlns:w16="http://schemas.microsoft.com/office/word/2018/wordml" xmlns:w16du="http://schemas.microsoft.com/office/word/2023/wordml/word16du" xmlns:w16sdtdh="http://schemas.microsoft.com/office/word/2020/wordml/sdtdatahash" xmlns:w16sdtfl="http://schemas.microsoft.com/office/word/2024/wordml/sdtformatlock" xmlns:w16se="http://schemas.microsoft.com/office/word/2015/wordml/symex" xmlns:wpg="http://schemas.microsoft.com/office/word/2010/wordprocessingGroup" xmlns:wpi="http://schemas.microsoft.com/office/word/2010/wordprocessingInk" xmlns:wne="http://schemas.microsoft.com/office/word/2006/wordml" xmlns:wps="http://schemas.microsoft.com/office/word/2010/wordprocessingShape" mc:Ignorable="w14 w15 w16se w16cid w16 w16cex w16sdtdh w16sdtfl w16du wp14">
+<w:document xmlns:wpc="http://schemas.microsoft.com/office/word/2010/wordprocessingCanvas" xmlns:cx="http://schemas.microsoft.com/office/drawing/2014/chartex" xmlns:cx1="http://schemas.microsoft.com/office/drawing/2015/9/8/chartex" xmlns:cx2="http://schemas.microsoft.com/office/drawing/2015/10/21/chartex" xmlns:cx3="http://schemas.microsoft.com/office/drawing/2016/5/9/chartex" xmlns:cx4="http://schemas.microsoft.com/office/drawing/2016/5/10/chartex" xmlns:cx5="http://schemas.microsoft.com/office/drawing/2016/5/11/chartex" xmlns:cx6="http://schemas.microsoft.com/office/drawing/2016/5/12/chartex" xmlns:cx7="http://schemas.microsoft.com/office/drawing/2016/5/13/chartex" xmlns:cx8="http://schemas.microsoft.com/office/drawing/2016/5/14/chartex" xmlns:mc="http://schemas.openxmlformats.org/markup-compatibility/2006" xmlns:aink="http://schemas.microsoft.com/office/drawing/2016/ink" xmlns:am3d="http://schemas.microsoft.com/office/drawing/2017/model3d" xmlns:o="urn:schemas-microsoft-com:office:office" xmlns:oel="http://schemas.microsoft.com/office/2019/extlst" xmlns:r="http://schemas.openxmlformats.org/officeDocument/2006/relationships" xmlns:m="http://schemas.openxmlformats.org/officeDocument/2006/math" xmlns:v="urn:schemas-microsoft-com:vml" xmlns:wp14="http://schemas.microsoft.com/office/word/2010/wordprocessingDrawing" xmlns:wp="http://schemas.openxmlformats.org/drawingml/2006/wordprocessingDrawing" xmlns:w10="urn:schemas-microsoft-com:office:word" xmlns:w="http://schemas.openxmlformats.org/wordprocessingml/2006/main" xmlns:w14="http://schemas.microsoft.com/office/word/2010/wordml" xmlns:w15="http://schemas.microsoft.com/office/word/2012/wordml" xmlns:w16cei="http://schemas.microsoft.com/office/word/2026/wordml/cei" xmlns:w16cex="http://schemas.microsoft.com/office/word/2018/wordml/cex" xmlns:w16cid="http://schemas.microsoft.com/office/word/2016/wordml/cid" xmlns:w16="http://schemas.microsoft.com/office/word/2018/wordml" xmlns:w16du="http://schemas.microsoft.com/office/word/2023/wordml/word16du" xmlns:w16sdtdh="http://schemas.microsoft.com/office/word/2020/wordml/sdtdatahash" xmlns:w16sdtfl="http://schemas.microsoft.com/office/word/2024/wordml/sdtformatlock" xmlns:w16se="http://schemas.microsoft.com/office/word/2015/wordml/symex" xmlns:wpg="http://schemas.microsoft.com/office/word/2010/wordprocessingGroup" xmlns:wpi="http://schemas.microsoft.com/office/word/2010/wordprocessingInk" xmlns:wne="http://schemas.microsoft.com/office/word/2006/wordml" xmlns:wps="http://schemas.microsoft.com/office/word/2010/wordprocessingShape" mc:Ignorable="w14 w15 w16se w16cid w16 w16cex w16sdtdh w16sdtfl w16du wp14">
   <w:body>
     <w:p>
       <w:pPr>
@@ -108,6 +108,39 @@
           <w:rFonts w:ascii="Gentium" w:hAnsi="Gentium" w:cs="Gentium"/>
         </w:rPr>
         <w:t xml:space="preserve"> </w:t>
+      </w:r>
+      <w:r>
+        <w:rPr>
+          <w:rFonts w:ascii="Gentium" w:hAnsi="Gentium" w:cs="Gentium"/>
+        </w:rPr>
+        <w:t>The texts for the letters between the Corinthians and Paul (</w:t>
+      </w:r>
+      <w:r>
+        <w:rPr>
+          <w:rFonts w:ascii="Gentium" w:hAnsi="Gentium" w:cs="Gentium"/>
+          <w:color w:val="0070C0"/>
+        </w:rPr>
+        <w:t>in blue</w:t>
+      </w:r>
+      <w:r>
+        <w:rPr>
+          <w:rFonts w:ascii="Gentium" w:hAnsi="Gentium" w:cs="Gentium"/>
+        </w:rPr>
+        <w:t xml:space="preserve">) are from </w:t>
+      </w:r>
+      <w:r>
+        <w:rPr>
+          <w:rFonts w:ascii="Gentium" w:hAnsi="Gentium" w:cs="Gentium"/>
+          <w:i/>
+          <w:iCs/>
+        </w:rPr>
+        <w:t>Bodmer Papyrus 10</w:t>
+      </w:r>
+      <w:r>
+        <w:rPr>
+          <w:rFonts w:ascii="Gentium" w:hAnsi="Gentium" w:cs="Gentium"/>
+        </w:rPr>
+        <w:t xml:space="preserve"> (digitized by an unknown source). </w:t>
       </w:r>
       <w:r>
         <w:rPr>
@@ -1152,6 +1185,7 @@
           <w:u w:val="single" w:color="800000"/>
           <w:lang w:val="el-GR"/>
         </w:rPr>
+        <w:lastRenderedPageBreak/>
         <w:t>2</w:t>
       </w:r>
     </w:p>
@@ -1236,7 +1270,6 @@
           <w:sz w:val="28"/>
           <w:szCs w:val="28"/>
         </w:rPr>
-        <w:lastRenderedPageBreak/>
         <w:t>Mendelssohn</w:t>
       </w:r>
     </w:p>
@@ -2647,7 +2680,21 @@
           <w:szCs w:val="28"/>
           <w:lang w:val="el-GR"/>
         </w:rPr>
-        <w:t>Καὶ ἰδὼν ὁ Παῦλος τὸν Ὀνησιφόρον ἐμειδίασεν, καὶ εἶπεν ὁ Ὀνησιφόρος Χαῖρε, ὑπηρέτα τοῦ εὐλογημένου θεοῦ· κἀκεῖνος εἶπεν Ἡ χάρις μετὰ σοῦ καὶ τοῦ οἴκου σου. Δημᾶς δὲ καὶ Ἐρμογένης ἐξήλωσαν καὶ πλείονα τὴν ὑπόκρισιν ἐκίνησαν, ὡς εἰπεῖν Δημᾶν Ἡμεῖς οὐκ ἐσμὲν τοῦ εὐλογημένου θεοῦ, ὅτι ἡμᾶς οὐκ ἠσπάσω οὕτως; καὶ εἶπεν ὁ Ὀνησιφόρος Οὐχ ὁρῶ ἐν ὑμῖν καρπὸν δικαιοσύνης· εἰ δὲ ἔστε τινές, δεῦτε καὶ ὑμεῖς εἰς τὸν οἶκόν μου καὶ ἀναπαύσασθε.</w:t>
+        <w:t xml:space="preserve">Καὶ ἰδὼν ὁ Παῦλος τὸν Ὀνησιφόρον ἐμειδίασεν, καὶ εἶπεν ὁ Ὀνησιφόρος Χαῖρε, ὑπηρέτα τοῦ εὐλογημένου θεοῦ· κἀκεῖνος εἶπεν Ἡ χάρις μετὰ σοῦ καὶ τοῦ οἴκου σου. Δημᾶς δὲ καὶ Ἐρμογένης ἐξήλωσαν καὶ πλείονα τὴν ὑπόκρισιν ἐκίνησαν, ὡς εἰπεῖν Δημᾶν Ἡμεῖς </w:t>
+      </w:r>
+      <w:r>
+        <w:rPr>
+          <w:rFonts w:ascii="Gentium" w:hAnsi="Gentium" w:cs="Gentium"/>
+          <w:i/>
+          <w:iCs/>
+          <w:noProof/>
+          <w:color w:val="003300"/>
+          <w:sz w:val="28"/>
+          <w:szCs w:val="28"/>
+          <w:lang w:val="el-GR"/>
+        </w:rPr>
+        <w:lastRenderedPageBreak/>
+        <w:t>οὐκ ἐσμὲν τοῦ εὐλογημένου θεοῦ, ὅτι ἡμᾶς οὐκ ἠσπάσω οὕτως; καὶ εἶπεν ὁ Ὀνησιφόρος Οὐχ ὁρῶ ἐν ὑμῖν καρπὸν δικαιοσύνης· εἰ δὲ ἔστε τινές, δεῦτε καὶ ὑμεῖς εἰς τὸν οἶκόν μου καὶ ἀναπαύσασθε.</w:t>
       </w:r>
     </w:p>
     <w:p>
@@ -3342,7 +3389,6 @@
           <w:u w:val="single" w:color="800000"/>
           <w:lang w:val="el-GR"/>
         </w:rPr>
-        <w:lastRenderedPageBreak/>
         <w:t>5</w:t>
       </w:r>
     </w:p>
@@ -4504,6 +4550,7 @@
           <w:u w:val="single" w:color="800000"/>
           <w:lang w:val="el-GR"/>
         </w:rPr>
+        <w:lastRenderedPageBreak/>
         <w:t>6</w:t>
       </w:r>
     </w:p>
@@ -5351,20 +5398,7 @@
           <w:szCs w:val="23"/>
           <w:lang w:val="el-GR" w:eastAsia="en-GB"/>
         </w:rPr>
-        <w:t xml:space="preserve">ματος τοῦ </w:t>
-      </w:r>
-      <w:r>
-        <w:rPr>
-          <w:rFonts w:ascii="Gentium" w:hAnsi="Gentium" w:cs="Gentium"/>
-          <w:i/>
-          <w:noProof/>
-          <w:color w:val="632423" w:themeColor="accent2" w:themeShade="80"/>
-          <w:sz w:val="28"/>
-          <w:szCs w:val="23"/>
-          <w:lang w:val="el-GR" w:eastAsia="en-GB"/>
-        </w:rPr>
-        <w:lastRenderedPageBreak/>
-        <w:t>κοσμικοῦ, ὅτι αὐτοὶ ἀγγ</w:t>
+        <w:t>ματος τοῦ κοσμικοῦ, ὅτι αὐτοὶ ἀγγ</w:t>
       </w:r>
       <w:r>
         <w:rPr>
@@ -6048,6 +6082,7 @@
           <w:sz w:val="28"/>
           <w:szCs w:val="28"/>
         </w:rPr>
+        <w:lastRenderedPageBreak/>
         <w:t>Mendelssohn</w:t>
       </w:r>
     </w:p>
@@ -7144,7 +7179,6 @@
           <w:sz w:val="28"/>
           <w:szCs w:val="28"/>
         </w:rPr>
-        <w:lastRenderedPageBreak/>
         <w:t>Mendelssohn</w:t>
       </w:r>
     </w:p>
@@ -8220,6 +8254,7 @@
           <w:sz w:val="28"/>
           <w:szCs w:val="28"/>
         </w:rPr>
+        <w:lastRenderedPageBreak/>
         <w:t>Mendelssohn</w:t>
       </w:r>
     </w:p>
@@ -9246,7 +9281,6 @@
           <w:sz w:val="28"/>
           <w:szCs w:val="28"/>
         </w:rPr>
-        <w:lastRenderedPageBreak/>
         <w:t>Mendelssohn</w:t>
       </w:r>
     </w:p>
@@ -10524,7 +10558,21 @@
           <w:szCs w:val="28"/>
           <w:lang w:val="el-GR"/>
         </w:rPr>
-        <w:t>Ὁ δὲ Θάμυρις ἀναπηδήσας ἐξῆλθεν εἰς τὸν ἄμφοδον, καὶ παρετήρει τοὺς εἰσερχομένους πρὸς αὐτὸν καὶ ἐξερχομένους. καὶ εἶδεν δύο ἄνδρας εἰς ἑαυτοὺς μαχομένους πικρῶς, καὶ εἶπεν Ἄνδρες, εἴπατέ μοι τίς οὗτος ὁ μεθ’ ὑμῶν, πλανῶν ψυχὰς νέων καὶ παρθένους ἀπατῶν, ἵνα γάμοι μὴ γίνονται ἀλλὰ οὕτως μένουσιν· ὑπισχνούμαι οὖν ὑμῖν δοῦναι χρήματα ἱκανά, ἐὰν εἴπητέ μοι περὶ αὐτοῦ· εἰμὶ γὰρ πρώτος τῆς πόλεως.</w:t>
+        <w:t xml:space="preserve">Ὁ δὲ Θάμυρις ἀναπηδήσας ἐξῆλθεν εἰς τὸν ἄμφοδον, καὶ παρετήρει τοὺς εἰσερχομένους πρὸς αὐτὸν καὶ ἐξερχομένους. καὶ εἶδεν δύο ἄνδρας εἰς ἑαυτοὺς μαχομένους πικρῶς, καὶ εἶπεν Ἄνδρες, εἴπατέ μοι τίς οὗτος ὁ μεθ’ ὑμῶν, πλανῶν ψυχὰς νέων καὶ παρθένους </w:t>
+      </w:r>
+      <w:r>
+        <w:rPr>
+          <w:rFonts w:ascii="Gentium" w:hAnsi="Gentium" w:cs="Gentium"/>
+          <w:i/>
+          <w:iCs/>
+          <w:noProof/>
+          <w:color w:val="003300"/>
+          <w:sz w:val="28"/>
+          <w:szCs w:val="28"/>
+          <w:lang w:val="el-GR"/>
+        </w:rPr>
+        <w:lastRenderedPageBreak/>
+        <w:t>ἀπατῶν, ἵνα γάμοι μὴ γίνονται ἀλλὰ οὕτως μένουσιν· ὑπισχνούμαι οὖν ὑμῖν δοῦναι χρήματα ἱκανά, ἐὰν εἴπητέ μοι περὶ αὐτοῦ· εἰμὶ γὰρ πρώτος τῆς πόλεως.</w:t>
       </w:r>
     </w:p>
     <w:p>
@@ -11300,7 +11348,6 @@
           <w:sz w:val="28"/>
           <w:szCs w:val="28"/>
         </w:rPr>
-        <w:lastRenderedPageBreak/>
         <w:t>Mendelssohn</w:t>
       </w:r>
     </w:p>
@@ -12163,7 +12210,20 @@
           <w:szCs w:val="23"/>
           <w:lang w:val="el-GR" w:eastAsia="en-GB"/>
         </w:rPr>
-        <w:t>λων τυχεῖν γυναικ</w:t>
+        <w:t xml:space="preserve">λων τυχεῖν </w:t>
+      </w:r>
+      <w:r>
+        <w:rPr>
+          <w:rFonts w:ascii="Gentium" w:hAnsi="Gentium" w:cs="Gentium"/>
+          <w:i/>
+          <w:noProof/>
+          <w:color w:val="632423" w:themeColor="accent2" w:themeShade="80"/>
+          <w:sz w:val="28"/>
+          <w:szCs w:val="23"/>
+          <w:lang w:val="el-GR" w:eastAsia="en-GB"/>
+        </w:rPr>
+        <w:lastRenderedPageBreak/>
+        <w:t>γυναικ</w:t>
       </w:r>
       <w:r>
         <w:rPr>
@@ -13080,7 +13140,6 @@
           <w:u w:val="single" w:color="800000"/>
           <w:lang w:val="el-GR"/>
         </w:rPr>
-        <w:lastRenderedPageBreak/>
         <w:t>15</w:t>
       </w:r>
     </w:p>
@@ -13865,6 +13924,7 @@
           <w:u w:val="single" w:color="800000"/>
           <w:lang w:val="el-GR"/>
         </w:rPr>
+        <w:lastRenderedPageBreak/>
         <w:t>16</w:t>
       </w:r>
     </w:p>
@@ -14686,7 +14746,6 @@
           <w:u w:val="single" w:color="800000"/>
           <w:lang w:val="el-GR"/>
         </w:rPr>
-        <w:lastRenderedPageBreak/>
         <w:t>17</w:t>
       </w:r>
     </w:p>
@@ -14771,6 +14830,7 @@
           <w:sz w:val="28"/>
           <w:szCs w:val="28"/>
         </w:rPr>
+        <w:lastRenderedPageBreak/>
         <w:t>Mendelssohn</w:t>
       </w:r>
     </w:p>
@@ -16147,7 +16207,6 @@
           <w:sz w:val="28"/>
           <w:szCs w:val="28"/>
         </w:rPr>
-        <w:lastRenderedPageBreak/>
         <w:t>Mendelssohn</w:t>
       </w:r>
     </w:p>
@@ -16763,7 +16822,21 @@
           <w:szCs w:val="28"/>
           <w:lang w:val="el-GR"/>
         </w:rPr>
-        <w:t>Ὡς δὲ ἐζητεῖτο Θέκλα ὑπὸ τῶν ἰδίων καὶ Θάμυρις ὡς ἀπολομένης αὐτῆς ἐδίωκεν κατὰ τὰς ὁδούς, καί τις τῶν συνδούλων τοῦ πυλωροῦ ἐμήνυσεν ὅτι νυκτὸς ἐξῆλθεν. καὶ ἐξελθόντες ἀνήτασαν τὸν πυλωρόν, καὶ εἶπεν αὐτοῖς ὅτι πεπόρευται πρὸς τὸν ξένον εἰς τὸ δεσμωτήριον· καὶ ἀπελθόντες εὗρον αὐτὴν τρόπον τινὰ συνδεδεμένην τῇ στοργῇ. καὶ ἐξελθόντες ἐκεῖθεν τοὺς ὄχλους ἐπεσπῶντο καὶ τῷ ἡγεμόνι ἐνεφάνισαν.</w:t>
+        <w:t xml:space="preserve">Ὡς δὲ ἐζητεῖτο Θέκλα ὑπὸ τῶν ἰδίων καὶ Θάμυρις ὡς ἀπολομένης αὐτῆς ἐδίωκεν κατὰ τὰς ὁδούς, καί τις τῶν συνδούλων τοῦ πυλωροῦ ἐμήνυσεν ὅτι νυκτὸς ἐξῆλθεν. καὶ ἐξελθόντες ἀνήτασαν τὸν πυλωρόν, καὶ εἶπεν αὐτοῖς ὅτι πεπόρευται πρὸς τὸν ξένον εἰς τὸ </w:t>
+      </w:r>
+      <w:r>
+        <w:rPr>
+          <w:rFonts w:ascii="Gentium" w:hAnsi="Gentium" w:cs="Gentium"/>
+          <w:i/>
+          <w:iCs/>
+          <w:noProof/>
+          <w:color w:val="003300"/>
+          <w:sz w:val="28"/>
+          <w:szCs w:val="28"/>
+          <w:lang w:val="el-GR"/>
+        </w:rPr>
+        <w:lastRenderedPageBreak/>
+        <w:t>δεσμωτήριον· καὶ ἀπελθόντες εὗρον αὐτὴν τρόπον τινὰ συνδεδεμένην τῇ στοργῇ. καὶ ἐξελθόντες ἐκεῖθεν τοὺς ὄχλους ἐπεσπῶντο καὶ τῷ ἡγεμόνι ἐνεφάνισαν.</w:t>
       </w:r>
     </w:p>
     <w:p>
@@ -17567,7 +17640,6 @@
           <w:sz w:val="28"/>
           <w:szCs w:val="28"/>
         </w:rPr>
-        <w:lastRenderedPageBreak/>
         <w:t>Mendelssohn</w:t>
       </w:r>
     </w:p>
@@ -18945,6 +19017,7 @@
           <w:u w:val="single" w:color="800000"/>
           <w:lang w:val="el-GR"/>
         </w:rPr>
+        <w:lastRenderedPageBreak/>
         <w:t>21</w:t>
       </w:r>
     </w:p>
@@ -19932,21 +20005,7 @@
           <w:szCs w:val="28"/>
           <w:lang w:val="el-GR"/>
         </w:rPr>
-        <w:t xml:space="preserve">Αἱ δὲ παιδίσκαι καὶ παρθένοι ἤνεγκαν τα ξύλα ἵνα Θέκλα κατακαῇ. ὡς δὲ εἰσῆλθεν γυμνή, εδάκρυσεν ὁ ἡγεμὼν καὶ ἐθαύμασεν τὴν ἐπ’ αὐτῇ δύναμιν. ἔστρωσαν δὲ τὰ ξύλα οἱ δήμιοι ἐπιβῆναι τῇ πυρᾷ· ἡ δὲ τύπον σταυροῦ ποιησαμένη ἐπέβη τῶν ξύλων· οἱ δὲ ὑφῆψαν. καὶ μεγάλου πυρὸς λάμψαντος οὐχ ἥψατο αὐτῆς· ὁ γὰρ θεὸς σπλαγχνισθείς ἦχον υπόγαιον ἐποίησεν, καὶ νεφέλη ἄνωθεν ἐπεσκίασεν </w:t>
-      </w:r>
-      <w:r>
-        <w:rPr>
-          <w:rFonts w:ascii="Gentium" w:hAnsi="Gentium" w:cs="Gentium"/>
-          <w:i/>
-          <w:iCs/>
-          <w:noProof/>
-          <w:color w:val="003300"/>
-          <w:sz w:val="28"/>
-          <w:szCs w:val="28"/>
-          <w:lang w:val="el-GR"/>
-        </w:rPr>
-        <w:lastRenderedPageBreak/>
-        <w:t>ὕδατος πλήρης καὶ χαλάζης, καὶ ἐξεχύθη πᾶν τὸ κῦτος, ὡς πολλούς κινδυνεῦσαι τοῦ ἀποθανεῖν καὶ τὸ πῦρ σβεσθῆναι, τὴν δὲ Θέκλαν σωθῆναι.</w:t>
+        <w:t>Αἱ δὲ παιδίσκαι καὶ παρθένοι ἤνεγκαν τα ξύλα ἵνα Θέκλα κατακαῇ. ὡς δὲ εἰσῆλθεν γυμνή, εδάκρυσεν ὁ ἡγεμὼν καὶ ἐθαύμασεν τὴν ἐπ’ αὐτῇ δύναμιν. ἔστρωσαν δὲ τὰ ξύλα οἱ δήμιοι ἐπιβῆναι τῇ πυρᾷ· ἡ δὲ τύπον σταυροῦ ποιησαμένη ἐπέβη τῶν ξύλων· οἱ δὲ ὑφῆψαν. καὶ μεγάλου πυρὸς λάμψαντος οὐχ ἥψατο αὐτῆς· ὁ γὰρ θεὸς σπλαγχνισθείς ἦχον υπόγαιον ἐποίησεν, καὶ νεφέλη ἄνωθεν ἐπεσκίασεν ὕδατος πλήρης καὶ χαλάζης, καὶ ἐξεχύθη πᾶν τὸ κῦτος, ὡς πολλούς κινδυνεῦσαι τοῦ ἀποθανεῖν καὶ τὸ πῦρ σβεσθῆναι, τὴν δὲ Θέκλαν σωθῆναι.</w:t>
       </w:r>
     </w:p>
     <w:p>
@@ -20629,7 +20688,20 @@
           <w:szCs w:val="23"/>
           <w:lang w:val="el-GR" w:eastAsia="en-GB"/>
         </w:rPr>
-        <w:t xml:space="preserve"> ὁ γὰρ θεὸς σπλαγχνισθεὶς ἦχον ὑπ</w:t>
+        <w:t xml:space="preserve"> ὁ γὰρ θεὸς σπλαγχνισθεὶς </w:t>
+      </w:r>
+      <w:r>
+        <w:rPr>
+          <w:rFonts w:ascii="Gentium" w:hAnsi="Gentium" w:cs="Gentium"/>
+          <w:i/>
+          <w:noProof/>
+          <w:color w:val="632423" w:themeColor="accent2" w:themeShade="80"/>
+          <w:sz w:val="28"/>
+          <w:szCs w:val="23"/>
+          <w:lang w:val="el-GR" w:eastAsia="en-GB"/>
+        </w:rPr>
+        <w:lastRenderedPageBreak/>
+        <w:t>ἦχον ὑπ</w:t>
       </w:r>
       <w:r>
         <w:rPr>
@@ -22258,7 +22330,6 @@
           <w:u w:val="single" w:color="800000"/>
           <w:lang w:val="el-GR"/>
         </w:rPr>
-        <w:lastRenderedPageBreak/>
         <w:t>24</w:t>
       </w:r>
     </w:p>
@@ -22343,6 +22414,7 @@
           <w:sz w:val="28"/>
           <w:szCs w:val="28"/>
         </w:rPr>
+        <w:lastRenderedPageBreak/>
         <w:t>Mendelssohn</w:t>
       </w:r>
     </w:p>
@@ -24123,7 +24195,6 @@
           <w:u w:val="single" w:color="800000"/>
           <w:lang w:val="el-GR"/>
         </w:rPr>
-        <w:lastRenderedPageBreak/>
         <w:t>26</w:t>
       </w:r>
     </w:p>
@@ -24205,6 +24276,7 @@
           <w:szCs w:val="28"/>
           <w:lang w:val="el-GR" w:bidi="he-IL"/>
         </w:rPr>
+        <w:lastRenderedPageBreak/>
         <w:t>Ἰ</w:t>
       </w:r>
       <w:r>
@@ -25659,7 +25731,6 @@
           <w:sz w:val="28"/>
           <w:szCs w:val="28"/>
         </w:rPr>
-        <w:lastRenderedPageBreak/>
         <w:t>Mendelssohn</w:t>
       </w:r>
     </w:p>
@@ -26556,6 +26627,7 @@
           <w:u w:val="single" w:color="800000"/>
           <w:lang w:val="el-GR"/>
         </w:rPr>
+        <w:lastRenderedPageBreak/>
         <w:t>28</w:t>
       </w:r>
     </w:p>
@@ -27807,21 +27879,7 @@
           <w:szCs w:val="28"/>
           <w:lang w:val="el-GR"/>
         </w:rPr>
-        <w:t xml:space="preserve">Ὅτε δὲ ἀπὸ τῆς πομπῆς ἐλάμβανεν αὐτὴν ἡ Τρύφαινα, ἅμα μὲν ἐπένθει ὅτι ἔμελλεν εἰς τὴν αὔριον θηριομαχεῖν, ἅμα δὲ καὶ στέργουσα ἐμπόνως ὡς τὴν θυγατέρα Φαλκονίλλαν εἶπεν Τέκνον μου δεύτερον Θέκλα, δεῦρο πρόσευξαι ὑπὲρ τοῦ τέκνου μου, ἵνα ζήσεται εἰς τοὺς αἰῶνας· τοῦτο γὰρ εἶδον ἐν ὕπνοις. ἡ δὲ μηδὲν μελλήσασα ἦρεν τὴν φωνὴν καὶ εἶπεν Ὁ θεὸς ὁ ὕψιστος, δὸς αὐτῇ κατὰ τὸ θέλημα </w:t>
-      </w:r>
-      <w:r>
-        <w:rPr>
-          <w:rFonts w:ascii="Gentium" w:hAnsi="Gentium" w:cs="Gentium"/>
-          <w:i/>
-          <w:iCs/>
-          <w:noProof/>
-          <w:color w:val="003300"/>
-          <w:sz w:val="28"/>
-          <w:szCs w:val="28"/>
-          <w:lang w:val="el-GR"/>
-        </w:rPr>
-        <w:lastRenderedPageBreak/>
-        <w:t>αὐτῆς, ἵνα ἡ θυγάτηρ αὐτῆς Φαλκονίλλα ζήσεται εἰς τοὺς αἰῶνας. καὶ ταῦτα εἰπούσης Θέκλης επένθει ἡ Τρύφαινα ἐπέχουσα τοιοῦτον κάλλος εἰς θηρία βαλλόμενον.</w:t>
+        <w:t>Ὅτε δὲ ἀπὸ τῆς πομπῆς ἐλάμβανεν αὐτὴν ἡ Τρύφαινα, ἅμα μὲν ἐπένθει ὅτι ἔμελλεν εἰς τὴν αὔριον θηριομαχεῖν, ἅμα δὲ καὶ στέργουσα ἐμπόνως ὡς τὴν θυγατέρα Φαλκονίλλαν εἶπεν Τέκνον μου δεύτερον Θέκλα, δεῦρο πρόσευξαι ὑπὲρ τοῦ τέκνου μου, ἵνα ζήσεται εἰς τοὺς αἰῶνας· τοῦτο γὰρ εἶδον ἐν ὕπνοις. ἡ δὲ μηδὲν μελλήσασα ἦρεν τὴν φωνὴν καὶ εἶπεν Ὁ θεὸς ὁ ὕψιστος, δὸς αὐτῇ κατὰ τὸ θέλημα αὐτῆς, ἵνα ἡ θυγάτηρ αὐτῆς Φαλκονίλλα ζήσεται εἰς τοὺς αἰῶνας. καὶ ταῦτα εἰπούσης Θέκλης επένθει ἡ Τρύφαινα ἐπέχουσα τοιοῦτον κάλλος εἰς θηρία βαλλόμενον.</w:t>
       </w:r>
     </w:p>
     <w:p>
@@ -28177,7 +28235,20 @@
           <w:szCs w:val="23"/>
           <w:lang w:val="el-GR" w:eastAsia="en-GB"/>
         </w:rPr>
-        <w:t>κνου μου, ἵνα ζ</w:t>
+        <w:t xml:space="preserve">κνου μου, ἵνα </w:t>
+      </w:r>
+      <w:r>
+        <w:rPr>
+          <w:rFonts w:ascii="Gentium" w:hAnsi="Gentium" w:cs="Gentium"/>
+          <w:i/>
+          <w:noProof/>
+          <w:color w:val="632423" w:themeColor="accent2" w:themeShade="80"/>
+          <w:sz w:val="28"/>
+          <w:szCs w:val="23"/>
+          <w:lang w:val="el-GR" w:eastAsia="en-GB"/>
+        </w:rPr>
+        <w:lastRenderedPageBreak/>
+        <w:t>ζ</w:t>
       </w:r>
       <w:r>
         <w:rPr>
@@ -29810,7 +29881,6 @@
           <w:sz w:val="28"/>
           <w:szCs w:val="28"/>
         </w:rPr>
-        <w:lastRenderedPageBreak/>
         <w:t>Mendelssohn</w:t>
       </w:r>
     </w:p>
@@ -30335,7 +30405,20 @@
           <w:szCs w:val="23"/>
           <w:lang w:val="el-GR" w:eastAsia="en-GB"/>
         </w:rPr>
-        <w:t>κλα πικρῶς καὶ ἐστ</w:t>
+        <w:t xml:space="preserve">κλα </w:t>
+      </w:r>
+      <w:r>
+        <w:rPr>
+          <w:rFonts w:ascii="Gentium" w:hAnsi="Gentium" w:cs="Gentium"/>
+          <w:i/>
+          <w:noProof/>
+          <w:color w:val="632423" w:themeColor="accent2" w:themeShade="80"/>
+          <w:sz w:val="28"/>
+          <w:szCs w:val="23"/>
+          <w:lang w:val="el-GR" w:eastAsia="en-GB"/>
+        </w:rPr>
+        <w:lastRenderedPageBreak/>
+        <w:t>πικρῶς καὶ ἐστ</w:t>
       </w:r>
       <w:r>
         <w:rPr>
@@ -32027,20 +32110,7 @@
           <w:szCs w:val="23"/>
           <w:lang w:val="el-GR" w:eastAsia="en-GB"/>
         </w:rPr>
-        <w:t xml:space="preserve">καὶ </w:t>
-      </w:r>
-      <w:r>
-        <w:rPr>
-          <w:rFonts w:ascii="Gentium" w:hAnsi="Gentium" w:cs="Gentium"/>
-          <w:i/>
-          <w:noProof/>
-          <w:color w:val="632423" w:themeColor="accent2" w:themeShade="80"/>
-          <w:sz w:val="28"/>
-          <w:szCs w:val="23"/>
-          <w:lang w:val="el-GR" w:eastAsia="en-GB"/>
-        </w:rPr>
-        <w:lastRenderedPageBreak/>
-        <w:t>ἔδραμεν ἐπ</w:t>
+        <w:t>καὶ ἔδραμεν ἐπ</w:t>
       </w:r>
       <w:r>
         <w:rPr>
@@ -32690,6 +32760,7 @@
           <w:u w:val="single" w:color="800000"/>
           <w:lang w:val="el-GR"/>
         </w:rPr>
+        <w:lastRenderedPageBreak/>
         <w:t>34</w:t>
       </w:r>
     </w:p>
@@ -43816,6 +43887,1655 @@
           <w:cols w:space="720"/>
           <w:formProt w:val="0"/>
           <w:docGrid w:linePitch="100"/>
+        </w:sectPr>
+      </w:pPr>
+    </w:p>
+    <w:p>
+      <w:pPr>
+        <w:keepNext/>
+        <w:widowControl w:val="0"/>
+        <w:jc w:val="center"/>
+        <w:rPr>
+          <w:rFonts w:ascii="Gentium" w:hAnsi="Gentium" w:cs="Gentium"/>
+          <w:b/>
+          <w:bCs/>
+          <w:i/>
+          <w:iCs/>
+          <w:smallCaps/>
+          <w:noProof/>
+          <w:sz w:val="36"/>
+          <w:szCs w:val="36"/>
+          <w:u w:val="single" w:color="E36C0A" w:themeColor="accent6" w:themeShade="BF"/>
+          <w:lang w:eastAsia="en-GB"/>
+        </w:rPr>
+      </w:pPr>
+      <w:r>
+        <w:rPr>
+          <w:rFonts w:ascii="Gentium" w:hAnsi="Gentium" w:cs="Gentium"/>
+          <w:b/>
+          <w:bCs/>
+          <w:i/>
+          <w:iCs/>
+          <w:smallCaps/>
+          <w:noProof/>
+          <w:sz w:val="36"/>
+          <w:szCs w:val="36"/>
+          <w:u w:val="single" w:color="E36C0A" w:themeColor="accent6" w:themeShade="BF"/>
+          <w:lang w:val="el-GR" w:eastAsia="en-GB"/>
+        </w:rPr>
+        <w:lastRenderedPageBreak/>
+        <w:t>κορινθ[ι]οι προς παυλον</w:t>
+      </w:r>
+    </w:p>
+    <w:p>
+      <w:pPr>
+        <w:pStyle w:val="aramaic"/>
+        <w:keepNext/>
+        <w:widowControl w:val="0"/>
+        <w:bidi w:val="0"/>
+        <w:spacing w:before="120" w:beforeAutospacing="0" w:afterAutospacing="0"/>
+        <w:jc w:val="center"/>
+        <w:rPr>
+          <w:noProof/>
+          <w:color w:val="984806" w:themeColor="accent6" w:themeShade="80"/>
+        </w:rPr>
+      </w:pPr>
+      <w:r>
+        <w:rPr>
+          <w:rFonts w:ascii="Gentium" w:hAnsi="Gentium" w:cs="Gentium"/>
+          <w:i/>
+          <w:iCs/>
+          <w:smallCaps/>
+          <w:noProof/>
+          <w:color w:val="984806" w:themeColor="accent6" w:themeShade="80"/>
+          <w:sz w:val="28"/>
+          <w:szCs w:val="28"/>
+        </w:rPr>
+        <w:t>Bodmer Papyrus 10</w:t>
+      </w:r>
+    </w:p>
+    <w:p>
+      <w:pPr>
+        <w:spacing w:before="60"/>
+        <w:jc w:val="both"/>
+        <w:rPr>
+          <w:rFonts w:ascii="Gentium" w:hAnsi="Gentium" w:cs="Gentium"/>
+          <w:i/>
+          <w:iCs/>
+          <w:noProof/>
+          <w:color w:val="0070C0"/>
+          <w:sz w:val="28"/>
+          <w:szCs w:val="28"/>
+          <w:lang w:eastAsia="en-GB"/>
+        </w:rPr>
+      </w:pPr>
+      <w:r>
+        <w:rPr>
+          <w:rFonts w:ascii="Gentium" w:hAnsi="Gentium" w:cs="Gentium"/>
+          <w:b/>
+          <w:bCs/>
+          <w:i/>
+          <w:iCs/>
+          <w:noProof/>
+          <w:color w:val="EE0000"/>
+          <w:sz w:val="28"/>
+          <w:szCs w:val="28"/>
+          <w:vertAlign w:val="superscript"/>
+          <w:lang w:val="el-GR" w:eastAsia="en-GB"/>
+        </w:rPr>
+        <w:t>1</w:t>
+      </w:r>
+      <w:r>
+        <w:rPr>
+          <w:rFonts w:ascii="Gentium" w:hAnsi="Gentium" w:cs="Gentium"/>
+          <w:i/>
+          <w:iCs/>
+          <w:noProof/>
+          <w:color w:val="EE0000"/>
+          <w:sz w:val="28"/>
+          <w:szCs w:val="28"/>
+          <w:lang w:eastAsia="en-GB"/>
+        </w:rPr>
+        <w:t> </w:t>
+      </w:r>
+      <w:r>
+        <w:rPr>
+          <w:rFonts w:ascii="Gentium" w:hAnsi="Gentium" w:cs="Gentium"/>
+          <w:i/>
+          <w:iCs/>
+          <w:noProof/>
+          <w:color w:val="0070C0"/>
+          <w:sz w:val="28"/>
+          <w:szCs w:val="28"/>
+          <w:lang w:val="el-GR" w:eastAsia="en-GB"/>
+        </w:rPr>
+        <w:t>στεφανας και συν αυτω πρεσβυτεροι δαφνος και ευβουλος και θεοφιλος και ξενων παυλω τω εν &lt;κω&gt; χ[αι]ρειν.</w:t>
+      </w:r>
+      <w:r>
+        <w:rPr>
+          <w:rFonts w:ascii="Gentium" w:hAnsi="Gentium" w:cs="Gentium"/>
+          <w:i/>
+          <w:iCs/>
+          <w:noProof/>
+          <w:color w:val="0070C0"/>
+          <w:sz w:val="28"/>
+          <w:szCs w:val="28"/>
+          <w:lang w:eastAsia="en-GB"/>
+        </w:rPr>
+        <w:t xml:space="preserve"> </w:t>
+      </w:r>
+      <w:r>
+        <w:rPr>
+          <w:rFonts w:ascii="Gentium" w:hAnsi="Gentium" w:cs="Gentium"/>
+          <w:b/>
+          <w:bCs/>
+          <w:i/>
+          <w:iCs/>
+          <w:noProof/>
+          <w:color w:val="EE0000"/>
+          <w:sz w:val="28"/>
+          <w:szCs w:val="28"/>
+          <w:vertAlign w:val="superscript"/>
+          <w:lang w:val="el-GR" w:eastAsia="en-GB"/>
+        </w:rPr>
+        <w:t>2</w:t>
+      </w:r>
+      <w:r>
+        <w:rPr>
+          <w:rFonts w:ascii="Gentium" w:hAnsi="Gentium" w:cs="Gentium"/>
+          <w:i/>
+          <w:iCs/>
+          <w:noProof/>
+          <w:color w:val="EE0000"/>
+          <w:sz w:val="28"/>
+          <w:szCs w:val="28"/>
+          <w:lang w:eastAsia="en-GB"/>
+        </w:rPr>
+        <w:t> </w:t>
+      </w:r>
+      <w:r>
+        <w:rPr>
+          <w:rFonts w:ascii="Gentium" w:hAnsi="Gentium" w:cs="Gentium"/>
+          <w:i/>
+          <w:iCs/>
+          <w:noProof/>
+          <w:color w:val="0070C0"/>
+          <w:sz w:val="28"/>
+          <w:szCs w:val="28"/>
+          <w:lang w:val="el-GR" w:eastAsia="en-GB"/>
+        </w:rPr>
+        <w:t>παραγεγονασιν εις κορινθον α[νδ]ρες δυω σιμων τις και κλεοβιος οιτινες την τινων πιστιν ανατρεπουσιν φθορ[ιμ]οις λογοις ους σ[υ] δοκ[ι]μασον.</w:t>
+      </w:r>
+      <w:r>
+        <w:rPr>
+          <w:rFonts w:ascii="Gentium" w:hAnsi="Gentium" w:cs="Gentium"/>
+          <w:i/>
+          <w:iCs/>
+          <w:noProof/>
+          <w:color w:val="0070C0"/>
+          <w:sz w:val="28"/>
+          <w:szCs w:val="28"/>
+          <w:lang w:eastAsia="en-GB"/>
+        </w:rPr>
+        <w:t xml:space="preserve"> </w:t>
+      </w:r>
+      <w:r>
+        <w:rPr>
+          <w:rFonts w:ascii="Gentium" w:hAnsi="Gentium" w:cs="Gentium"/>
+          <w:b/>
+          <w:bCs/>
+          <w:i/>
+          <w:iCs/>
+          <w:noProof/>
+          <w:color w:val="EE0000"/>
+          <w:sz w:val="28"/>
+          <w:szCs w:val="28"/>
+          <w:vertAlign w:val="superscript"/>
+          <w:lang w:val="el-GR" w:eastAsia="en-GB"/>
+        </w:rPr>
+        <w:t>3</w:t>
+      </w:r>
+      <w:r>
+        <w:rPr>
+          <w:rFonts w:ascii="Gentium" w:hAnsi="Gentium" w:cs="Gentium"/>
+          <w:i/>
+          <w:iCs/>
+          <w:noProof/>
+          <w:color w:val="EE0000"/>
+          <w:sz w:val="28"/>
+          <w:szCs w:val="28"/>
+          <w:lang w:eastAsia="en-GB"/>
+        </w:rPr>
+        <w:t> </w:t>
+      </w:r>
+      <w:r>
+        <w:rPr>
+          <w:rFonts w:ascii="Gentium" w:hAnsi="Gentium" w:cs="Gentium"/>
+          <w:i/>
+          <w:iCs/>
+          <w:noProof/>
+          <w:color w:val="0070C0"/>
+          <w:sz w:val="28"/>
+          <w:szCs w:val="28"/>
+          <w:lang w:val="el-GR" w:eastAsia="en-GB"/>
+        </w:rPr>
+        <w:t>ου γαρ σου ηκουσαμεν ποτε τοιου τους λογους ουδε των αλλων αλλα τα παρελαβ[ο]μεν παρα τε σου κακεινων τηρουμεν.</w:t>
+      </w:r>
+      <w:r>
+        <w:rPr>
+          <w:rFonts w:ascii="Gentium" w:hAnsi="Gentium" w:cs="Gentium"/>
+          <w:i/>
+          <w:iCs/>
+          <w:noProof/>
+          <w:color w:val="0070C0"/>
+          <w:sz w:val="28"/>
+          <w:szCs w:val="28"/>
+          <w:lang w:eastAsia="en-GB"/>
+        </w:rPr>
+        <w:t xml:space="preserve"> </w:t>
+      </w:r>
+      <w:r>
+        <w:rPr>
+          <w:rFonts w:ascii="Gentium" w:hAnsi="Gentium" w:cs="Gentium"/>
+          <w:b/>
+          <w:bCs/>
+          <w:i/>
+          <w:iCs/>
+          <w:noProof/>
+          <w:color w:val="EE0000"/>
+          <w:sz w:val="28"/>
+          <w:szCs w:val="28"/>
+          <w:vertAlign w:val="superscript"/>
+          <w:lang w:val="el-GR" w:eastAsia="en-GB"/>
+        </w:rPr>
+        <w:t>4</w:t>
+      </w:r>
+      <w:r>
+        <w:rPr>
+          <w:rFonts w:ascii="Gentium" w:hAnsi="Gentium" w:cs="Gentium"/>
+          <w:i/>
+          <w:iCs/>
+          <w:noProof/>
+          <w:color w:val="EE0000"/>
+          <w:sz w:val="28"/>
+          <w:szCs w:val="28"/>
+          <w:lang w:eastAsia="en-GB"/>
+        </w:rPr>
+        <w:t> </w:t>
+      </w:r>
+      <w:r>
+        <w:rPr>
+          <w:rFonts w:ascii="Gentium" w:hAnsi="Gentium" w:cs="Gentium"/>
+          <w:i/>
+          <w:iCs/>
+          <w:noProof/>
+          <w:color w:val="0070C0"/>
+          <w:sz w:val="28"/>
+          <w:szCs w:val="28"/>
+          <w:lang w:val="el-GR" w:eastAsia="en-GB"/>
+        </w:rPr>
+        <w:t>ως ουν ο &lt;κς&gt; ηλεησεν ημας ον αυτος ετι εν σαρκει σου ινα παρα σου παλιν ακουσωμεν, η αυτος παραγενου.</w:t>
+      </w:r>
+      <w:r>
+        <w:rPr>
+          <w:rFonts w:ascii="Gentium" w:hAnsi="Gentium" w:cs="Gentium"/>
+          <w:i/>
+          <w:iCs/>
+          <w:noProof/>
+          <w:color w:val="0070C0"/>
+          <w:sz w:val="28"/>
+          <w:szCs w:val="28"/>
+          <w:lang w:eastAsia="en-GB"/>
+        </w:rPr>
+        <w:t xml:space="preserve"> </w:t>
+      </w:r>
+      <w:r>
+        <w:rPr>
+          <w:rFonts w:ascii="Gentium" w:hAnsi="Gentium" w:cs="Gentium"/>
+          <w:b/>
+          <w:bCs/>
+          <w:i/>
+          <w:iCs/>
+          <w:noProof/>
+          <w:color w:val="EE0000"/>
+          <w:sz w:val="28"/>
+          <w:szCs w:val="28"/>
+          <w:vertAlign w:val="superscript"/>
+          <w:lang w:val="el-GR" w:eastAsia="en-GB"/>
+        </w:rPr>
+        <w:t>5</w:t>
+      </w:r>
+      <w:r>
+        <w:rPr>
+          <w:rFonts w:ascii="Gentium" w:hAnsi="Gentium" w:cs="Gentium"/>
+          <w:i/>
+          <w:iCs/>
+          <w:noProof/>
+          <w:color w:val="EE0000"/>
+          <w:sz w:val="28"/>
+          <w:szCs w:val="28"/>
+          <w:lang w:eastAsia="en-GB"/>
+        </w:rPr>
+        <w:t> </w:t>
+      </w:r>
+      <w:r>
+        <w:rPr>
+          <w:rFonts w:ascii="Gentium" w:hAnsi="Gentium" w:cs="Gentium"/>
+          <w:i/>
+          <w:iCs/>
+          <w:noProof/>
+          <w:color w:val="0070C0"/>
+          <w:sz w:val="28"/>
+          <w:szCs w:val="28"/>
+          <w:lang w:val="el-GR" w:eastAsia="en-GB"/>
+        </w:rPr>
+        <w:t>πιστευ[ο]μεν γαρ ως απεκαλυφθη θεονοη οτι ερυσ[ατο] σε &lt;κς&gt; εκ χειρος ανομου, η αντιγραψον ημιν.</w:t>
+      </w:r>
+      <w:r>
+        <w:rPr>
+          <w:rFonts w:ascii="Gentium" w:hAnsi="Gentium" w:cs="Gentium"/>
+          <w:i/>
+          <w:iCs/>
+          <w:noProof/>
+          <w:color w:val="0070C0"/>
+          <w:sz w:val="28"/>
+          <w:szCs w:val="28"/>
+          <w:lang w:eastAsia="en-GB"/>
+        </w:rPr>
+        <w:t xml:space="preserve"> </w:t>
+      </w:r>
+      <w:r>
+        <w:rPr>
+          <w:rFonts w:ascii="Gentium" w:hAnsi="Gentium" w:cs="Gentium"/>
+          <w:b/>
+          <w:bCs/>
+          <w:i/>
+          <w:iCs/>
+          <w:noProof/>
+          <w:color w:val="EE0000"/>
+          <w:sz w:val="28"/>
+          <w:szCs w:val="28"/>
+          <w:vertAlign w:val="superscript"/>
+          <w:lang w:val="el-GR" w:eastAsia="en-GB"/>
+        </w:rPr>
+        <w:t>6</w:t>
+      </w:r>
+      <w:r>
+        <w:rPr>
+          <w:rFonts w:ascii="Gentium" w:hAnsi="Gentium" w:cs="Gentium"/>
+          <w:i/>
+          <w:iCs/>
+          <w:noProof/>
+          <w:color w:val="EE0000"/>
+          <w:sz w:val="28"/>
+          <w:szCs w:val="28"/>
+          <w:lang w:eastAsia="en-GB"/>
+        </w:rPr>
+        <w:t> </w:t>
+      </w:r>
+      <w:r>
+        <w:rPr>
+          <w:rFonts w:ascii="Gentium" w:hAnsi="Gentium" w:cs="Gentium"/>
+          <w:i/>
+          <w:iCs/>
+          <w:noProof/>
+          <w:color w:val="0070C0"/>
+          <w:sz w:val="28"/>
+          <w:szCs w:val="28"/>
+          <w:lang w:val="el-GR" w:eastAsia="en-GB"/>
+        </w:rPr>
+        <w:t>εστι γαρ α λεγουσιν και διδασκουσιν τοιαυτα.</w:t>
+      </w:r>
+      <w:r>
+        <w:rPr>
+          <w:rFonts w:ascii="Gentium" w:hAnsi="Gentium" w:cs="Gentium"/>
+          <w:i/>
+          <w:iCs/>
+          <w:noProof/>
+          <w:color w:val="0070C0"/>
+          <w:sz w:val="28"/>
+          <w:szCs w:val="28"/>
+          <w:lang w:eastAsia="en-GB"/>
+        </w:rPr>
+        <w:t xml:space="preserve"> </w:t>
+      </w:r>
+      <w:r>
+        <w:rPr>
+          <w:rFonts w:ascii="Gentium" w:hAnsi="Gentium" w:cs="Gentium"/>
+          <w:b/>
+          <w:bCs/>
+          <w:i/>
+          <w:iCs/>
+          <w:noProof/>
+          <w:color w:val="EE0000"/>
+          <w:sz w:val="28"/>
+          <w:szCs w:val="28"/>
+          <w:vertAlign w:val="superscript"/>
+          <w:lang w:val="el-GR" w:eastAsia="en-GB"/>
+        </w:rPr>
+        <w:t>7</w:t>
+      </w:r>
+      <w:r>
+        <w:rPr>
+          <w:rFonts w:ascii="Gentium" w:hAnsi="Gentium" w:cs="Gentium"/>
+          <w:i/>
+          <w:iCs/>
+          <w:noProof/>
+          <w:color w:val="EE0000"/>
+          <w:sz w:val="28"/>
+          <w:szCs w:val="28"/>
+          <w:lang w:eastAsia="en-GB"/>
+        </w:rPr>
+        <w:t> </w:t>
+      </w:r>
+      <w:r>
+        <w:rPr>
+          <w:rFonts w:ascii="Gentium" w:hAnsi="Gentium" w:cs="Gentium"/>
+          <w:i/>
+          <w:iCs/>
+          <w:noProof/>
+          <w:color w:val="0070C0"/>
+          <w:sz w:val="28"/>
+          <w:szCs w:val="28"/>
+          <w:lang w:val="el-GR" w:eastAsia="en-GB"/>
+        </w:rPr>
+        <w:t>ουδ[ε]ν φησιν προφητες χρησθαι ουδ ειναι &lt;θν&gt; παντοκρατορα ουδε αναστασιν ειναι σαρκος ουδ ειναι την πλασιν την των &lt;ανπν&gt; του &lt;θυ&gt; ουδ οτι εις σαρκα ηλθεν ο &lt;κς&gt; ουδ οτι εκ μαριας εγεννηθη ουδ ειναι τον κοσμον &lt;θυ&gt; αλλα αγγελων διο αδελφε πασαν εισηγησ[αι] σπουδην παραγενεσθαι ενθαδε οπως ασκανδαλιστος μεινη η κορινθων εκλησεια και τουτων η ανοια εκδηλος γενηται ερρωσο εν &lt;κω&gt;.</w:t>
+      </w:r>
+    </w:p>
+    <w:p>
+      <w:pPr>
+        <w:keepNext/>
+        <w:widowControl w:val="0"/>
+        <w:spacing w:before="120"/>
+        <w:jc w:val="center"/>
+        <w:rPr>
+          <w:rFonts w:ascii="Gentium" w:hAnsi="Gentium" w:cs="Gentium"/>
+          <w:b/>
+          <w:bCs/>
+          <w:i/>
+          <w:iCs/>
+          <w:smallCaps/>
+          <w:noProof/>
+          <w:sz w:val="36"/>
+          <w:szCs w:val="36"/>
+          <w:u w:val="single" w:color="E36C0A" w:themeColor="accent6" w:themeShade="BF"/>
+          <w:lang w:val="el-GR" w:eastAsia="en-GB"/>
+        </w:rPr>
+        <w:sectPr>
+          <w:pgSz w:w="16838" w:h="11906" w:orient="landscape"/>
+          <w:pgMar w:top="1418" w:right="1418" w:bottom="1418" w:left="1418" w:header="0" w:footer="0" w:gutter="0"/>
+          <w:cols w:space="720"/>
+          <w:formProt w:val="0"/>
+          <w:docGrid w:linePitch="600" w:charSpace="32768"/>
+        </w:sectPr>
+      </w:pPr>
+    </w:p>
+    <w:p>
+      <w:pPr>
+        <w:keepNext/>
+        <w:widowControl w:val="0"/>
+        <w:jc w:val="center"/>
+        <w:rPr>
+          <w:rFonts w:ascii="Gentium" w:hAnsi="Gentium" w:cs="Gentium"/>
+          <w:b/>
+          <w:bCs/>
+          <w:i/>
+          <w:iCs/>
+          <w:smallCaps/>
+          <w:noProof/>
+          <w:sz w:val="36"/>
+          <w:szCs w:val="36"/>
+          <w:u w:val="single" w:color="E36C0A" w:themeColor="accent6" w:themeShade="BF"/>
+          <w:lang w:eastAsia="en-GB"/>
+        </w:rPr>
+      </w:pPr>
+      <w:r>
+        <w:rPr>
+          <w:rFonts w:ascii="Gentium" w:hAnsi="Gentium" w:cs="Gentium"/>
+          <w:b/>
+          <w:bCs/>
+          <w:i/>
+          <w:iCs/>
+          <w:smallCaps/>
+          <w:noProof/>
+          <w:sz w:val="36"/>
+          <w:szCs w:val="36"/>
+          <w:u w:val="single" w:color="E36C0A" w:themeColor="accent6" w:themeShade="BF"/>
+          <w:lang w:val="el-GR" w:eastAsia="en-GB"/>
+        </w:rPr>
+        <w:t>παυλος κορινθ[ι]οις περ[ι] σαρκος</w:t>
+      </w:r>
+    </w:p>
+    <w:p>
+      <w:pPr>
+        <w:pStyle w:val="aramaic"/>
+        <w:keepNext/>
+        <w:widowControl w:val="0"/>
+        <w:bidi w:val="0"/>
+        <w:spacing w:before="120" w:beforeAutospacing="0" w:afterAutospacing="0"/>
+        <w:jc w:val="center"/>
+        <w:rPr>
+          <w:noProof/>
+          <w:color w:val="984806" w:themeColor="accent6" w:themeShade="80"/>
+        </w:rPr>
+      </w:pPr>
+      <w:r>
+        <w:rPr>
+          <w:rFonts w:ascii="Gentium" w:hAnsi="Gentium" w:cs="Gentium"/>
+          <w:i/>
+          <w:iCs/>
+          <w:smallCaps/>
+          <w:noProof/>
+          <w:color w:val="984806" w:themeColor="accent6" w:themeShade="80"/>
+          <w:sz w:val="28"/>
+          <w:szCs w:val="28"/>
+        </w:rPr>
+        <w:t>Bodmer Papyrus 10</w:t>
+      </w:r>
+    </w:p>
+    <w:p>
+      <w:pPr>
+        <w:spacing w:before="60"/>
+        <w:jc w:val="both"/>
+        <w:rPr>
+          <w:rFonts w:ascii="Gentium" w:hAnsi="Gentium" w:cs="Gentium"/>
+          <w:i/>
+          <w:iCs/>
+          <w:noProof/>
+          <w:color w:val="0070C0"/>
+          <w:sz w:val="28"/>
+          <w:szCs w:val="28"/>
+          <w:lang w:eastAsia="en-GB"/>
+        </w:rPr>
+      </w:pPr>
+      <w:r>
+        <w:rPr>
+          <w:rFonts w:ascii="Gentium" w:hAnsi="Gentium" w:cs="Gentium"/>
+          <w:b/>
+          <w:bCs/>
+          <w:i/>
+          <w:iCs/>
+          <w:noProof/>
+          <w:color w:val="EE0000"/>
+          <w:sz w:val="28"/>
+          <w:szCs w:val="28"/>
+          <w:vertAlign w:val="superscript"/>
+          <w:lang w:val="el-GR" w:eastAsia="en-GB"/>
+        </w:rPr>
+        <w:t>1</w:t>
+      </w:r>
+      <w:r>
+        <w:rPr>
+          <w:rFonts w:ascii="Gentium" w:hAnsi="Gentium" w:cs="Gentium"/>
+          <w:i/>
+          <w:iCs/>
+          <w:noProof/>
+          <w:color w:val="EE0000"/>
+          <w:sz w:val="28"/>
+          <w:szCs w:val="28"/>
+          <w:lang w:eastAsia="en-GB"/>
+        </w:rPr>
+        <w:t> </w:t>
+      </w:r>
+      <w:r>
+        <w:rPr>
+          <w:rFonts w:ascii="Gentium" w:hAnsi="Gentium" w:cs="Gentium"/>
+          <w:i/>
+          <w:iCs/>
+          <w:noProof/>
+          <w:color w:val="0070C0"/>
+          <w:sz w:val="28"/>
+          <w:szCs w:val="28"/>
+          <w:lang w:val="el-GR" w:eastAsia="en-GB"/>
+        </w:rPr>
+        <w:t>παυλος ο δεσμ[ι]ος &lt;χρυ&gt; &lt;ιηυ&gt; τοις εν κορινθω αδελφοις εν πολλοις ων αστοχημασι χαιρειν.</w:t>
+      </w:r>
+      <w:r>
+        <w:rPr>
+          <w:rFonts w:ascii="Gentium" w:hAnsi="Gentium" w:cs="Gentium"/>
+          <w:i/>
+          <w:iCs/>
+          <w:noProof/>
+          <w:color w:val="0070C0"/>
+          <w:sz w:val="28"/>
+          <w:szCs w:val="28"/>
+          <w:lang w:eastAsia="en-GB"/>
+        </w:rPr>
+        <w:t xml:space="preserve"> </w:t>
+      </w:r>
+      <w:r>
+        <w:rPr>
+          <w:rFonts w:ascii="Gentium" w:hAnsi="Gentium" w:cs="Gentium"/>
+          <w:b/>
+          <w:bCs/>
+          <w:i/>
+          <w:iCs/>
+          <w:noProof/>
+          <w:color w:val="EE0000"/>
+          <w:sz w:val="28"/>
+          <w:szCs w:val="28"/>
+          <w:vertAlign w:val="superscript"/>
+          <w:lang w:val="el-GR" w:eastAsia="en-GB"/>
+        </w:rPr>
+        <w:t>2</w:t>
+      </w:r>
+      <w:r>
+        <w:rPr>
+          <w:rFonts w:ascii="Gentium" w:hAnsi="Gentium" w:cs="Gentium"/>
+          <w:i/>
+          <w:iCs/>
+          <w:noProof/>
+          <w:color w:val="EE0000"/>
+          <w:sz w:val="28"/>
+          <w:szCs w:val="28"/>
+          <w:lang w:eastAsia="en-GB"/>
+        </w:rPr>
+        <w:t> </w:t>
+      </w:r>
+      <w:r>
+        <w:rPr>
+          <w:rFonts w:ascii="Gentium" w:hAnsi="Gentium" w:cs="Gentium"/>
+          <w:i/>
+          <w:iCs/>
+          <w:noProof/>
+          <w:color w:val="0070C0"/>
+          <w:sz w:val="28"/>
+          <w:szCs w:val="28"/>
+          <w:lang w:val="el-GR" w:eastAsia="en-GB"/>
+        </w:rPr>
+        <w:t>ου θαυμαζω η ουτως ταχεως τα του πονηρου προτρεχει δογματα οτι ο &lt;κς&gt; &lt;χρς&gt; εις ταχειαν ποιησηται την ελευσιν αθετουμενος απο των παραχαρασ[σ]οντων τα λογ[ι]α αυτου.</w:t>
+      </w:r>
+      <w:r>
+        <w:rPr>
+          <w:rFonts w:ascii="Gentium" w:hAnsi="Gentium" w:cs="Gentium"/>
+          <w:i/>
+          <w:iCs/>
+          <w:noProof/>
+          <w:color w:val="0070C0"/>
+          <w:sz w:val="28"/>
+          <w:szCs w:val="28"/>
+          <w:lang w:eastAsia="en-GB"/>
+        </w:rPr>
+        <w:t xml:space="preserve"> </w:t>
+      </w:r>
+      <w:r>
+        <w:rPr>
+          <w:rFonts w:ascii="Gentium" w:hAnsi="Gentium" w:cs="Gentium"/>
+          <w:b/>
+          <w:bCs/>
+          <w:i/>
+          <w:iCs/>
+          <w:noProof/>
+          <w:color w:val="EE0000"/>
+          <w:sz w:val="28"/>
+          <w:szCs w:val="28"/>
+          <w:vertAlign w:val="superscript"/>
+          <w:lang w:val="el-GR" w:eastAsia="en-GB"/>
+        </w:rPr>
+        <w:t>3</w:t>
+      </w:r>
+      <w:r>
+        <w:rPr>
+          <w:rFonts w:ascii="Gentium" w:hAnsi="Gentium" w:cs="Gentium"/>
+          <w:i/>
+          <w:iCs/>
+          <w:noProof/>
+          <w:color w:val="EE0000"/>
+          <w:sz w:val="28"/>
+          <w:szCs w:val="28"/>
+          <w:lang w:eastAsia="en-GB"/>
+        </w:rPr>
+        <w:t> </w:t>
+      </w:r>
+      <w:r>
+        <w:rPr>
+          <w:rFonts w:ascii="Gentium" w:hAnsi="Gentium" w:cs="Gentium"/>
+          <w:i/>
+          <w:iCs/>
+          <w:noProof/>
+          <w:color w:val="0070C0"/>
+          <w:sz w:val="28"/>
+          <w:szCs w:val="28"/>
+          <w:lang w:val="el-GR" w:eastAsia="en-GB"/>
+        </w:rPr>
+        <w:t>εγω γαρ εν αρχη παρεδωκα υμιν α και παρελαβον υπο των προ εμου αποστολων γενομενων τον παντα χρονον μετα &lt;ιηυ&gt; &lt;χρυ&gt; οτι ο &lt;κς&gt; ημων &lt;χρς&gt; &lt;ιης&gt; εκ μαρ[ι]ας εγεννηθη εκ σπερματος &lt;δαυιδ&gt; &lt;πνς&gt; αγειου απο ουρα[νο]υ παρα του &lt;πρς&gt; αποσταλεντος εις αυτην [ι]να εις κοσμον προελθη και ελευθερωση πασαν σαρκα δια της ιδιας σαρκος και [ι]να εκ νεκρων ημας εγειρη σαρκ[ι]κους ως [εαυτον τυπον εδειξε] και οτι ο &lt;ανπς&gt; υπο του &lt;πρς&gt; αυτου επλασθη διο και απολλ[u]μενος εζητηθη ινα ζωοποιηθη δ[ι]α της υιοθεσιας.</w:t>
+      </w:r>
+      <w:r>
+        <w:rPr>
+          <w:rFonts w:ascii="Gentium" w:hAnsi="Gentium" w:cs="Gentium"/>
+          <w:i/>
+          <w:iCs/>
+          <w:noProof/>
+          <w:color w:val="0070C0"/>
+          <w:sz w:val="28"/>
+          <w:szCs w:val="28"/>
+          <w:lang w:eastAsia="en-GB"/>
+        </w:rPr>
+        <w:t xml:space="preserve"> </w:t>
+      </w:r>
+      <w:r>
+        <w:rPr>
+          <w:rFonts w:ascii="Gentium" w:hAnsi="Gentium" w:cs="Gentium"/>
+          <w:b/>
+          <w:bCs/>
+          <w:i/>
+          <w:iCs/>
+          <w:noProof/>
+          <w:color w:val="EE0000"/>
+          <w:sz w:val="28"/>
+          <w:szCs w:val="28"/>
+          <w:vertAlign w:val="superscript"/>
+          <w:lang w:val="el-GR" w:eastAsia="en-GB"/>
+        </w:rPr>
+        <w:t>4</w:t>
+      </w:r>
+      <w:r>
+        <w:rPr>
+          <w:rFonts w:ascii="Gentium" w:hAnsi="Gentium" w:cs="Gentium"/>
+          <w:i/>
+          <w:iCs/>
+          <w:noProof/>
+          <w:color w:val="EE0000"/>
+          <w:sz w:val="28"/>
+          <w:szCs w:val="28"/>
+          <w:lang w:eastAsia="en-GB"/>
+        </w:rPr>
+        <w:t> </w:t>
+      </w:r>
+      <w:r>
+        <w:rPr>
+          <w:rFonts w:ascii="Gentium" w:hAnsi="Gentium" w:cs="Gentium"/>
+          <w:i/>
+          <w:iCs/>
+          <w:noProof/>
+          <w:color w:val="0070C0"/>
+          <w:sz w:val="28"/>
+          <w:szCs w:val="28"/>
+          <w:lang w:val="el-GR" w:eastAsia="en-GB"/>
+        </w:rPr>
+        <w:t>επει γαρ ο &lt;θς&gt; ο των ολων ο παντοκρατωρ ο ποιησας τον ουρανον και την γην απεστειλε πρωτοις ιουδ[ai]οις προφητας εις το απο των αμαρτιων αποσπασθηναι.</w:t>
+      </w:r>
+      <w:r>
+        <w:rPr>
+          <w:rFonts w:ascii="Gentium" w:hAnsi="Gentium" w:cs="Gentium"/>
+          <w:i/>
+          <w:iCs/>
+          <w:noProof/>
+          <w:color w:val="0070C0"/>
+          <w:sz w:val="28"/>
+          <w:szCs w:val="28"/>
+          <w:lang w:eastAsia="en-GB"/>
+        </w:rPr>
+        <w:t xml:space="preserve"> </w:t>
+      </w:r>
+      <w:r>
+        <w:rPr>
+          <w:rFonts w:ascii="Gentium" w:hAnsi="Gentium" w:cs="Gentium"/>
+          <w:b/>
+          <w:bCs/>
+          <w:i/>
+          <w:iCs/>
+          <w:noProof/>
+          <w:color w:val="EE0000"/>
+          <w:sz w:val="28"/>
+          <w:szCs w:val="28"/>
+          <w:vertAlign w:val="superscript"/>
+          <w:lang w:val="el-GR" w:eastAsia="en-GB"/>
+        </w:rPr>
+        <w:t>5</w:t>
+      </w:r>
+      <w:r>
+        <w:rPr>
+          <w:rFonts w:ascii="Gentium" w:hAnsi="Gentium" w:cs="Gentium"/>
+          <w:i/>
+          <w:iCs/>
+          <w:noProof/>
+          <w:color w:val="EE0000"/>
+          <w:sz w:val="28"/>
+          <w:szCs w:val="28"/>
+          <w:lang w:eastAsia="en-GB"/>
+        </w:rPr>
+        <w:t> </w:t>
+      </w:r>
+      <w:r>
+        <w:rPr>
+          <w:rFonts w:ascii="Gentium" w:hAnsi="Gentium" w:cs="Gentium"/>
+          <w:i/>
+          <w:iCs/>
+          <w:noProof/>
+          <w:color w:val="0070C0"/>
+          <w:sz w:val="28"/>
+          <w:szCs w:val="28"/>
+          <w:lang w:val="el-GR" w:eastAsia="en-GB"/>
+        </w:rPr>
+        <w:t>εβουλετο γαρ τον οικον &lt;ισρλ&gt; σωσαι.</w:t>
+      </w:r>
+      <w:r>
+        <w:rPr>
+          <w:rFonts w:ascii="Gentium" w:hAnsi="Gentium" w:cs="Gentium"/>
+          <w:i/>
+          <w:iCs/>
+          <w:noProof/>
+          <w:color w:val="0070C0"/>
+          <w:sz w:val="28"/>
+          <w:szCs w:val="28"/>
+          <w:lang w:eastAsia="en-GB"/>
+        </w:rPr>
+        <w:t xml:space="preserve"> </w:t>
+      </w:r>
+      <w:r>
+        <w:rPr>
+          <w:rFonts w:ascii="Gentium" w:hAnsi="Gentium" w:cs="Gentium"/>
+          <w:b/>
+          <w:bCs/>
+          <w:i/>
+          <w:iCs/>
+          <w:noProof/>
+          <w:color w:val="EE0000"/>
+          <w:sz w:val="28"/>
+          <w:szCs w:val="28"/>
+          <w:vertAlign w:val="superscript"/>
+          <w:lang w:val="el-GR" w:eastAsia="en-GB"/>
+        </w:rPr>
+        <w:t>6</w:t>
+      </w:r>
+      <w:r>
+        <w:rPr>
+          <w:rFonts w:ascii="Gentium" w:hAnsi="Gentium" w:cs="Gentium"/>
+          <w:i/>
+          <w:iCs/>
+          <w:noProof/>
+          <w:color w:val="EE0000"/>
+          <w:sz w:val="28"/>
+          <w:szCs w:val="28"/>
+          <w:lang w:eastAsia="en-GB"/>
+        </w:rPr>
+        <w:t> </w:t>
+      </w:r>
+      <w:r>
+        <w:rPr>
+          <w:rFonts w:ascii="Gentium" w:hAnsi="Gentium" w:cs="Gentium"/>
+          <w:i/>
+          <w:iCs/>
+          <w:noProof/>
+          <w:color w:val="0070C0"/>
+          <w:sz w:val="28"/>
+          <w:szCs w:val="28"/>
+          <w:lang w:val="el-GR" w:eastAsia="en-GB"/>
+        </w:rPr>
+        <w:t>μερ[ι]σας ουν απο του &lt;πνς&gt; του &lt;χρυ&gt; επεμ[ψ]εν εις τους προφητας οιτεινες την απλανη θεοσεβιαν εκηρυσσον χρονοις πολλοις</w:t>
+      </w:r>
+      <w:r>
+        <w:rPr>
+          <w:rFonts w:ascii="Gentium" w:hAnsi="Gentium" w:cs="Gentium"/>
+          <w:i/>
+          <w:iCs/>
+          <w:noProof/>
+          <w:color w:val="0070C0"/>
+          <w:sz w:val="28"/>
+          <w:szCs w:val="28"/>
+          <w:lang w:eastAsia="en-GB"/>
+        </w:rPr>
+        <w:t xml:space="preserve"> … </w:t>
+      </w:r>
+      <w:r>
+        <w:rPr>
+          <w:rFonts w:ascii="Gentium" w:hAnsi="Gentium" w:cs="Gentium"/>
+          <w:i/>
+          <w:iCs/>
+          <w:noProof/>
+          <w:color w:val="0070C0"/>
+          <w:sz w:val="28"/>
+          <w:szCs w:val="28"/>
+          <w:lang w:val="el-GR" w:eastAsia="en-GB"/>
+        </w:rPr>
+        <w:t>θελων ειναι [d]ιεχειριζετο αυτους και την πασαν σαρκα &lt;ανπν&gt; προς ηδονην εδεσμευεν.</w:t>
+      </w:r>
+      <w:r>
+        <w:rPr>
+          <w:rFonts w:ascii="Gentium" w:hAnsi="Gentium" w:cs="Gentium"/>
+          <w:i/>
+          <w:iCs/>
+          <w:noProof/>
+          <w:color w:val="0070C0"/>
+          <w:sz w:val="28"/>
+          <w:szCs w:val="28"/>
+          <w:lang w:eastAsia="en-GB"/>
+        </w:rPr>
+        <w:t xml:space="preserve"> </w:t>
+      </w:r>
+      <w:r>
+        <w:rPr>
+          <w:rFonts w:ascii="Gentium" w:hAnsi="Gentium" w:cs="Gentium"/>
+          <w:b/>
+          <w:bCs/>
+          <w:i/>
+          <w:iCs/>
+          <w:noProof/>
+          <w:color w:val="EE0000"/>
+          <w:sz w:val="28"/>
+          <w:szCs w:val="28"/>
+          <w:vertAlign w:val="superscript"/>
+          <w:lang w:val="el-GR" w:eastAsia="en-GB"/>
+        </w:rPr>
+        <w:t>7</w:t>
+      </w:r>
+      <w:r>
+        <w:rPr>
+          <w:rFonts w:ascii="Gentium" w:hAnsi="Gentium" w:cs="Gentium"/>
+          <w:i/>
+          <w:iCs/>
+          <w:noProof/>
+          <w:color w:val="EE0000"/>
+          <w:sz w:val="28"/>
+          <w:szCs w:val="28"/>
+          <w:lang w:eastAsia="en-GB"/>
+        </w:rPr>
+        <w:t> </w:t>
+      </w:r>
+      <w:r>
+        <w:rPr>
+          <w:rFonts w:ascii="Gentium" w:hAnsi="Gentium" w:cs="Gentium"/>
+          <w:i/>
+          <w:iCs/>
+          <w:noProof/>
+          <w:color w:val="0070C0"/>
+          <w:sz w:val="28"/>
+          <w:szCs w:val="28"/>
+          <w:lang w:val="el-GR" w:eastAsia="en-GB"/>
+        </w:rPr>
+        <w:t>ο &lt;θς&gt; ο παντοκρατωρ δικ[ο]ς ων και μη βουλομενος ακυρωσαι το ιδιον πλασμα κατεπεμ[ψ]ε &lt;πνα&gt; δια πυρος εις μαρ[ι]αν την γαλ[ι]λ[ai]αν ινα δι ης σαρκος απολλυμενης ενεπολ[ι]τευετο ο πονηρος δια ταυτης νικηθεις ελεγχθη το μη ων &lt;θς&gt;.</w:t>
+      </w:r>
+      <w:r>
+        <w:rPr>
+          <w:rFonts w:ascii="Gentium" w:hAnsi="Gentium" w:cs="Gentium"/>
+          <w:i/>
+          <w:iCs/>
+          <w:noProof/>
+          <w:color w:val="0070C0"/>
+          <w:sz w:val="28"/>
+          <w:szCs w:val="28"/>
+          <w:lang w:eastAsia="en-GB"/>
+        </w:rPr>
+        <w:t xml:space="preserve"> </w:t>
+      </w:r>
+      <w:r>
+        <w:rPr>
+          <w:rFonts w:ascii="Gentium" w:hAnsi="Gentium" w:cs="Gentium"/>
+          <w:b/>
+          <w:bCs/>
+          <w:i/>
+          <w:iCs/>
+          <w:noProof/>
+          <w:color w:val="EE0000"/>
+          <w:sz w:val="28"/>
+          <w:szCs w:val="28"/>
+          <w:vertAlign w:val="superscript"/>
+          <w:lang w:val="el-GR" w:eastAsia="en-GB"/>
+        </w:rPr>
+        <w:t>8</w:t>
+      </w:r>
+      <w:r>
+        <w:rPr>
+          <w:rFonts w:ascii="Gentium" w:hAnsi="Gentium" w:cs="Gentium"/>
+          <w:i/>
+          <w:iCs/>
+          <w:noProof/>
+          <w:color w:val="EE0000"/>
+          <w:sz w:val="28"/>
+          <w:szCs w:val="28"/>
+          <w:lang w:eastAsia="en-GB"/>
+        </w:rPr>
+        <w:t> </w:t>
+      </w:r>
+      <w:r>
+        <w:rPr>
+          <w:rFonts w:ascii="Gentium" w:hAnsi="Gentium" w:cs="Gentium"/>
+          <w:i/>
+          <w:iCs/>
+          <w:noProof/>
+          <w:color w:val="0070C0"/>
+          <w:sz w:val="28"/>
+          <w:szCs w:val="28"/>
+          <w:lang w:val="el-GR" w:eastAsia="en-GB"/>
+        </w:rPr>
+        <w:t xml:space="preserve">τω γαρ ιδιω σωματι &lt;χρς&gt; &lt;ιης&gt; πασαν εσωσε σαρκα ινα δικ[ai]οσυνης ναον εν τω ιδ[ι]ω σωματι </w:t>
+      </w:r>
+      <w:r>
+        <w:rPr>
+          <w:rFonts w:ascii="Gentium" w:hAnsi="Gentium" w:cs="Gentium"/>
+          <w:i/>
+          <w:iCs/>
+          <w:noProof/>
+          <w:color w:val="0070C0"/>
+          <w:sz w:val="28"/>
+          <w:szCs w:val="28"/>
+          <w:lang w:val="el-GR" w:eastAsia="en-GB"/>
+        </w:rPr>
+        <w:lastRenderedPageBreak/>
+        <w:t>αναδειξη, εν ω ημεις ηλευθερωμεθα.</w:t>
+      </w:r>
+      <w:r>
+        <w:rPr>
+          <w:rFonts w:ascii="Gentium" w:hAnsi="Gentium" w:cs="Gentium"/>
+          <w:i/>
+          <w:iCs/>
+          <w:noProof/>
+          <w:color w:val="0070C0"/>
+          <w:sz w:val="28"/>
+          <w:szCs w:val="28"/>
+          <w:lang w:eastAsia="en-GB"/>
+        </w:rPr>
+        <w:t xml:space="preserve"> </w:t>
+      </w:r>
+      <w:r>
+        <w:rPr>
+          <w:rFonts w:ascii="Gentium" w:hAnsi="Gentium" w:cs="Gentium"/>
+          <w:b/>
+          <w:bCs/>
+          <w:i/>
+          <w:iCs/>
+          <w:noProof/>
+          <w:color w:val="EE0000"/>
+          <w:sz w:val="28"/>
+          <w:szCs w:val="28"/>
+          <w:vertAlign w:val="superscript"/>
+          <w:lang w:val="el-GR" w:eastAsia="en-GB"/>
+        </w:rPr>
+        <w:t>9</w:t>
+      </w:r>
+      <w:r>
+        <w:rPr>
+          <w:rFonts w:ascii="Gentium" w:hAnsi="Gentium" w:cs="Gentium"/>
+          <w:i/>
+          <w:iCs/>
+          <w:noProof/>
+          <w:color w:val="EE0000"/>
+          <w:sz w:val="28"/>
+          <w:szCs w:val="28"/>
+          <w:lang w:eastAsia="en-GB"/>
+        </w:rPr>
+        <w:t> </w:t>
+      </w:r>
+      <w:r>
+        <w:rPr>
+          <w:rFonts w:ascii="Gentium" w:hAnsi="Gentium" w:cs="Gentium"/>
+          <w:i/>
+          <w:iCs/>
+          <w:noProof/>
+          <w:color w:val="0070C0"/>
+          <w:sz w:val="28"/>
+          <w:szCs w:val="28"/>
+          <w:lang w:val="el-GR" w:eastAsia="en-GB"/>
+        </w:rPr>
+        <w:t>ουκ εισιν ουν τεκνα δικεοσυνης αλλα τεκνα οργης οιτ[ι]νες την &lt;θυ&gt; προνοιαν ανακοπτουσ[ι]ν λεγοντες μη ειναι τον ουρανον και την γην και παντα τα εν αυτοις του &lt;πρς&gt; εργα.</w:t>
+      </w:r>
+      <w:r>
+        <w:rPr>
+          <w:rFonts w:ascii="Gentium" w:hAnsi="Gentium" w:cs="Gentium"/>
+          <w:i/>
+          <w:iCs/>
+          <w:noProof/>
+          <w:color w:val="0070C0"/>
+          <w:sz w:val="28"/>
+          <w:szCs w:val="28"/>
+          <w:lang w:eastAsia="en-GB"/>
+        </w:rPr>
+        <w:t xml:space="preserve"> </w:t>
+      </w:r>
+      <w:r>
+        <w:rPr>
+          <w:rFonts w:ascii="Gentium" w:hAnsi="Gentium" w:cs="Gentium"/>
+          <w:b/>
+          <w:bCs/>
+          <w:i/>
+          <w:iCs/>
+          <w:noProof/>
+          <w:color w:val="EE0000"/>
+          <w:sz w:val="28"/>
+          <w:szCs w:val="28"/>
+          <w:vertAlign w:val="superscript"/>
+          <w:lang w:val="el-GR" w:eastAsia="en-GB"/>
+        </w:rPr>
+        <w:t>10</w:t>
+      </w:r>
+      <w:r>
+        <w:rPr>
+          <w:rFonts w:ascii="Gentium" w:hAnsi="Gentium" w:cs="Gentium"/>
+          <w:i/>
+          <w:iCs/>
+          <w:noProof/>
+          <w:color w:val="EE0000"/>
+          <w:sz w:val="28"/>
+          <w:szCs w:val="28"/>
+          <w:lang w:eastAsia="en-GB"/>
+        </w:rPr>
+        <w:t> </w:t>
+      </w:r>
+      <w:r>
+        <w:rPr>
+          <w:rFonts w:ascii="Gentium" w:hAnsi="Gentium" w:cs="Gentium"/>
+          <w:i/>
+          <w:iCs/>
+          <w:noProof/>
+          <w:color w:val="0070C0"/>
+          <w:sz w:val="28"/>
+          <w:szCs w:val="28"/>
+          <w:lang w:val="el-GR" w:eastAsia="en-GB"/>
+        </w:rPr>
+        <w:t>κατηραμενην γαρ του οφεως πιστιν εχουσιν ουστινας αποτρεπεσθε και απο της διδασκαλειας αυτων αποφευγετε οι δε υμιν λεγουσιν αναστασις ουκ εστιν σαρκος εκεινοις ουκ εστιν αναστασ[ι]ς οιτινες τον ουτως ανασταντα απ[ι]στουσιν.</w:t>
+      </w:r>
+      <w:r>
+        <w:rPr>
+          <w:rFonts w:ascii="Gentium" w:hAnsi="Gentium" w:cs="Gentium"/>
+          <w:i/>
+          <w:iCs/>
+          <w:noProof/>
+          <w:color w:val="0070C0"/>
+          <w:sz w:val="28"/>
+          <w:szCs w:val="28"/>
+          <w:lang w:eastAsia="en-GB"/>
+        </w:rPr>
+        <w:t xml:space="preserve"> </w:t>
+      </w:r>
+      <w:r>
+        <w:rPr>
+          <w:rFonts w:ascii="Gentium" w:hAnsi="Gentium" w:cs="Gentium"/>
+          <w:b/>
+          <w:bCs/>
+          <w:i/>
+          <w:iCs/>
+          <w:noProof/>
+          <w:color w:val="EE0000"/>
+          <w:sz w:val="28"/>
+          <w:szCs w:val="28"/>
+          <w:vertAlign w:val="superscript"/>
+          <w:lang w:val="el-GR" w:eastAsia="en-GB"/>
+        </w:rPr>
+        <w:t>11</w:t>
+      </w:r>
+      <w:r>
+        <w:rPr>
+          <w:rFonts w:ascii="Gentium" w:hAnsi="Gentium" w:cs="Gentium"/>
+          <w:i/>
+          <w:iCs/>
+          <w:noProof/>
+          <w:color w:val="EE0000"/>
+          <w:sz w:val="28"/>
+          <w:szCs w:val="28"/>
+          <w:lang w:eastAsia="en-GB"/>
+        </w:rPr>
+        <w:t> </w:t>
+      </w:r>
+      <w:r>
+        <w:rPr>
+          <w:rFonts w:ascii="Gentium" w:hAnsi="Gentium" w:cs="Gentium"/>
+          <w:i/>
+          <w:iCs/>
+          <w:noProof/>
+          <w:color w:val="0070C0"/>
+          <w:sz w:val="28"/>
+          <w:szCs w:val="28"/>
+          <w:lang w:val="el-GR" w:eastAsia="en-GB"/>
+        </w:rPr>
+        <w:t>ου τε γαρ ανδρες κορινθ[ι]οι οιδασ[ι] τον επ[ι] του πυρου σπορον η των αλλων σπερματων οτι γυμνα βαλλετ[αι] εις την γην και συνφθαρεντα κατω ηγερθη εν θεληματι &lt;θυ&gt; εν σωμα[ti] και ημφιεσμενα.</w:t>
+      </w:r>
+      <w:r>
+        <w:rPr>
+          <w:rFonts w:ascii="Gentium" w:hAnsi="Gentium" w:cs="Gentium"/>
+          <w:i/>
+          <w:iCs/>
+          <w:noProof/>
+          <w:color w:val="0070C0"/>
+          <w:sz w:val="28"/>
+          <w:szCs w:val="28"/>
+          <w:lang w:eastAsia="en-GB"/>
+        </w:rPr>
+        <w:t xml:space="preserve"> </w:t>
+      </w:r>
+      <w:r>
+        <w:rPr>
+          <w:rFonts w:ascii="Gentium" w:hAnsi="Gentium" w:cs="Gentium"/>
+          <w:b/>
+          <w:bCs/>
+          <w:i/>
+          <w:iCs/>
+          <w:noProof/>
+          <w:color w:val="EE0000"/>
+          <w:sz w:val="28"/>
+          <w:szCs w:val="28"/>
+          <w:vertAlign w:val="superscript"/>
+          <w:lang w:val="el-GR" w:eastAsia="en-GB"/>
+        </w:rPr>
+        <w:t>12</w:t>
+      </w:r>
+      <w:r>
+        <w:rPr>
+          <w:rFonts w:ascii="Gentium" w:hAnsi="Gentium" w:cs="Gentium"/>
+          <w:i/>
+          <w:iCs/>
+          <w:noProof/>
+          <w:color w:val="EE0000"/>
+          <w:sz w:val="28"/>
+          <w:szCs w:val="28"/>
+          <w:lang w:eastAsia="en-GB"/>
+        </w:rPr>
+        <w:t> </w:t>
+      </w:r>
+      <w:r>
+        <w:rPr>
+          <w:rFonts w:ascii="Gentium" w:hAnsi="Gentium" w:cs="Gentium"/>
+          <w:i/>
+          <w:iCs/>
+          <w:noProof/>
+          <w:color w:val="0070C0"/>
+          <w:sz w:val="28"/>
+          <w:szCs w:val="28"/>
+          <w:lang w:val="el-GR" w:eastAsia="en-GB"/>
+        </w:rPr>
+        <w:t>ωστε ου μονον το σωμα εγειρετε το βληθεν αλλ πολλοστον ορθον ηυλογημενον.</w:t>
+      </w:r>
+      <w:r>
+        <w:rPr>
+          <w:rFonts w:ascii="Gentium" w:hAnsi="Gentium" w:cs="Gentium"/>
+          <w:i/>
+          <w:iCs/>
+          <w:noProof/>
+          <w:color w:val="0070C0"/>
+          <w:sz w:val="28"/>
+          <w:szCs w:val="28"/>
+          <w:lang w:eastAsia="en-GB"/>
+        </w:rPr>
+        <w:t xml:space="preserve"> </w:t>
+      </w:r>
+      <w:r>
+        <w:rPr>
+          <w:rFonts w:ascii="Gentium" w:hAnsi="Gentium" w:cs="Gentium"/>
+          <w:b/>
+          <w:bCs/>
+          <w:i/>
+          <w:iCs/>
+          <w:noProof/>
+          <w:color w:val="EE0000"/>
+          <w:sz w:val="28"/>
+          <w:szCs w:val="28"/>
+          <w:vertAlign w:val="superscript"/>
+          <w:lang w:val="el-GR" w:eastAsia="en-GB"/>
+        </w:rPr>
+        <w:t>13</w:t>
+      </w:r>
+      <w:r>
+        <w:rPr>
+          <w:rFonts w:ascii="Gentium" w:hAnsi="Gentium" w:cs="Gentium"/>
+          <w:i/>
+          <w:iCs/>
+          <w:noProof/>
+          <w:color w:val="EE0000"/>
+          <w:sz w:val="28"/>
+          <w:szCs w:val="28"/>
+          <w:lang w:eastAsia="en-GB"/>
+        </w:rPr>
+        <w:t> </w:t>
+      </w:r>
+      <w:r>
+        <w:rPr>
+          <w:rFonts w:ascii="Gentium" w:hAnsi="Gentium" w:cs="Gentium"/>
+          <w:i/>
+          <w:iCs/>
+          <w:noProof/>
+          <w:color w:val="0070C0"/>
+          <w:sz w:val="28"/>
+          <w:szCs w:val="28"/>
+          <w:lang w:val="el-GR" w:eastAsia="en-GB"/>
+        </w:rPr>
+        <w:t>[ε]ι δε δει ημας και απο των σπερμα [τ]ων μη ποιεισθαι την παραβολην [οι]δατε οτι ιωνας ο αμαθιου υιος [ινα] εις ν[ι]νε[υ]η μη κηρυξη εις κη[τος] καταπεποτε και μετα τρ[eι]ς ημερας [κ]αι τρ[eι]ς νυκτας εκ του κατωτατου [α]δου επηκουσεν ο &lt;θς&gt; προσευχομενου ιωνα και ουδεν αυτου διεφθαρη ουτε ερξ· ουτε βλεφαρον.</w:t>
+      </w:r>
+      <w:r>
+        <w:rPr>
+          <w:rFonts w:ascii="Gentium" w:hAnsi="Gentium" w:cs="Gentium"/>
+          <w:i/>
+          <w:iCs/>
+          <w:noProof/>
+          <w:color w:val="0070C0"/>
+          <w:sz w:val="28"/>
+          <w:szCs w:val="28"/>
+          <w:lang w:eastAsia="en-GB"/>
+        </w:rPr>
+        <w:t xml:space="preserve"> </w:t>
+      </w:r>
+      <w:r>
+        <w:rPr>
+          <w:rFonts w:ascii="Gentium" w:hAnsi="Gentium" w:cs="Gentium"/>
+          <w:b/>
+          <w:bCs/>
+          <w:i/>
+          <w:iCs/>
+          <w:noProof/>
+          <w:color w:val="EE0000"/>
+          <w:sz w:val="28"/>
+          <w:szCs w:val="28"/>
+          <w:vertAlign w:val="superscript"/>
+          <w:lang w:val="el-GR" w:eastAsia="en-GB"/>
+        </w:rPr>
+        <w:t>14</w:t>
+      </w:r>
+      <w:r>
+        <w:rPr>
+          <w:rFonts w:ascii="Gentium" w:hAnsi="Gentium" w:cs="Gentium"/>
+          <w:i/>
+          <w:iCs/>
+          <w:noProof/>
+          <w:color w:val="EE0000"/>
+          <w:sz w:val="28"/>
+          <w:szCs w:val="28"/>
+          <w:lang w:eastAsia="en-GB"/>
+        </w:rPr>
+        <w:t> </w:t>
+      </w:r>
+      <w:r>
+        <w:rPr>
+          <w:rFonts w:ascii="Gentium" w:hAnsi="Gentium" w:cs="Gentium"/>
+          <w:i/>
+          <w:iCs/>
+          <w:noProof/>
+          <w:color w:val="0070C0"/>
+          <w:sz w:val="28"/>
+          <w:szCs w:val="28"/>
+          <w:lang w:val="el-GR" w:eastAsia="en-GB"/>
+        </w:rPr>
+        <w:t>ποσω μαλλον υμας ολ[ι]γοπ[ι]στοι τους π[ι]στευσαντας εις &lt;χρν&gt; &lt;ιην&gt; εξεγειρει ως αυτος ηγερθη.</w:t>
+      </w:r>
+      <w:r>
+        <w:rPr>
+          <w:rFonts w:ascii="Gentium" w:hAnsi="Gentium" w:cs="Gentium"/>
+          <w:i/>
+          <w:iCs/>
+          <w:noProof/>
+          <w:color w:val="0070C0"/>
+          <w:sz w:val="28"/>
+          <w:szCs w:val="28"/>
+          <w:lang w:eastAsia="en-GB"/>
+        </w:rPr>
+        <w:t xml:space="preserve"> </w:t>
+      </w:r>
+      <w:r>
+        <w:rPr>
+          <w:rFonts w:ascii="Gentium" w:hAnsi="Gentium" w:cs="Gentium"/>
+          <w:b/>
+          <w:bCs/>
+          <w:i/>
+          <w:iCs/>
+          <w:noProof/>
+          <w:color w:val="EE0000"/>
+          <w:sz w:val="28"/>
+          <w:szCs w:val="28"/>
+          <w:vertAlign w:val="superscript"/>
+          <w:lang w:val="el-GR" w:eastAsia="en-GB"/>
+        </w:rPr>
+        <w:t>15</w:t>
+      </w:r>
+      <w:r>
+        <w:rPr>
+          <w:rFonts w:ascii="Gentium" w:hAnsi="Gentium" w:cs="Gentium"/>
+          <w:i/>
+          <w:iCs/>
+          <w:noProof/>
+          <w:color w:val="EE0000"/>
+          <w:sz w:val="28"/>
+          <w:szCs w:val="28"/>
+          <w:lang w:eastAsia="en-GB"/>
+        </w:rPr>
+        <w:t> </w:t>
+      </w:r>
+      <w:r>
+        <w:rPr>
+          <w:rFonts w:ascii="Gentium" w:hAnsi="Gentium" w:cs="Gentium"/>
+          <w:i/>
+          <w:iCs/>
+          <w:noProof/>
+          <w:color w:val="0070C0"/>
+          <w:sz w:val="28"/>
+          <w:szCs w:val="28"/>
+          <w:lang w:val="el-GR" w:eastAsia="en-GB"/>
+        </w:rPr>
+        <w:t>ει και τα ελ[ι]σαιου οστα του προφητου νεκρου βληθεντος απο των υιων &lt;ισρηλ&gt; επ αυτα ανεστη το σωμα του &lt;ανπου&gt; τι κ[αι] υμεις το σωμα και τα οστα και το &lt;πνα&gt; &lt;χρυ&gt; επ[ιρρι]φεντες εν εκεινη τη ημερα αναστησεσθε εχοντες υγιη την σαρκα.</w:t>
+      </w:r>
+      <w:r>
+        <w:rPr>
+          <w:rFonts w:ascii="Gentium" w:hAnsi="Gentium" w:cs="Gentium"/>
+          <w:i/>
+          <w:iCs/>
+          <w:noProof/>
+          <w:color w:val="0070C0"/>
+          <w:sz w:val="28"/>
+          <w:szCs w:val="28"/>
+          <w:lang w:eastAsia="en-GB"/>
+        </w:rPr>
+        <w:t xml:space="preserve"> </w:t>
+      </w:r>
+      <w:r>
+        <w:rPr>
+          <w:rFonts w:ascii="Gentium" w:hAnsi="Gentium" w:cs="Gentium"/>
+          <w:b/>
+          <w:bCs/>
+          <w:i/>
+          <w:iCs/>
+          <w:noProof/>
+          <w:color w:val="EE0000"/>
+          <w:sz w:val="28"/>
+          <w:szCs w:val="28"/>
+          <w:vertAlign w:val="superscript"/>
+          <w:lang w:val="el-GR" w:eastAsia="en-GB"/>
+        </w:rPr>
+        <w:t>16</w:t>
+      </w:r>
+      <w:r>
+        <w:rPr>
+          <w:rFonts w:ascii="Gentium" w:hAnsi="Gentium" w:cs="Gentium"/>
+          <w:i/>
+          <w:iCs/>
+          <w:noProof/>
+          <w:color w:val="EE0000"/>
+          <w:sz w:val="28"/>
+          <w:szCs w:val="28"/>
+          <w:lang w:eastAsia="en-GB"/>
+        </w:rPr>
+        <w:t> </w:t>
+      </w:r>
+      <w:r>
+        <w:rPr>
+          <w:rFonts w:ascii="Gentium" w:hAnsi="Gentium" w:cs="Gentium"/>
+          <w:i/>
+          <w:iCs/>
+          <w:noProof/>
+          <w:color w:val="0070C0"/>
+          <w:sz w:val="28"/>
+          <w:szCs w:val="28"/>
+          <w:lang w:val="el-GR" w:eastAsia="en-GB"/>
+        </w:rPr>
+        <w:t>ει δε τι αλλο παραδεχεσθε κοπους μοι μη παρεχετε εγω γαρ τα δεσμα εις τας χειρας εχω [ι]να &lt;χρν&gt; κερδησ[ω] και τα στιγματα εν τω σωματι μο[υ] [ι]να ελθω εις την εκ νεκρων αν[ασ]τασιν.</w:t>
+      </w:r>
+      <w:r>
+        <w:rPr>
+          <w:rFonts w:ascii="Gentium" w:hAnsi="Gentium" w:cs="Gentium"/>
+          <w:i/>
+          <w:iCs/>
+          <w:noProof/>
+          <w:color w:val="0070C0"/>
+          <w:sz w:val="28"/>
+          <w:szCs w:val="28"/>
+          <w:lang w:eastAsia="en-GB"/>
+        </w:rPr>
+        <w:t xml:space="preserve"> </w:t>
+      </w:r>
+      <w:r>
+        <w:rPr>
+          <w:rFonts w:ascii="Gentium" w:hAnsi="Gentium" w:cs="Gentium"/>
+          <w:b/>
+          <w:bCs/>
+          <w:i/>
+          <w:iCs/>
+          <w:noProof/>
+          <w:color w:val="EE0000"/>
+          <w:sz w:val="28"/>
+          <w:szCs w:val="28"/>
+          <w:vertAlign w:val="superscript"/>
+          <w:lang w:val="el-GR" w:eastAsia="en-GB"/>
+        </w:rPr>
+        <w:t>17</w:t>
+      </w:r>
+      <w:r>
+        <w:rPr>
+          <w:rFonts w:ascii="Gentium" w:hAnsi="Gentium" w:cs="Gentium"/>
+          <w:i/>
+          <w:iCs/>
+          <w:noProof/>
+          <w:color w:val="EE0000"/>
+          <w:sz w:val="28"/>
+          <w:szCs w:val="28"/>
+          <w:lang w:eastAsia="en-GB"/>
+        </w:rPr>
+        <w:t> </w:t>
+      </w:r>
+      <w:r>
+        <w:rPr>
+          <w:rFonts w:ascii="Gentium" w:hAnsi="Gentium" w:cs="Gentium"/>
+          <w:i/>
+          <w:iCs/>
+          <w:noProof/>
+          <w:color w:val="0070C0"/>
+          <w:sz w:val="28"/>
+          <w:szCs w:val="28"/>
+          <w:lang w:val="el-GR" w:eastAsia="en-GB"/>
+        </w:rPr>
+        <w:t>και ει τις ω παρελαβε κανονι δια των μακαριων πρ[ο]φητων και του αγιου ευαγγελει[ου] μενει μισθον λημψεται.</w:t>
+      </w:r>
+      <w:r>
+        <w:rPr>
+          <w:rFonts w:ascii="Gentium" w:hAnsi="Gentium" w:cs="Gentium"/>
+          <w:i/>
+          <w:iCs/>
+          <w:noProof/>
+          <w:color w:val="0070C0"/>
+          <w:sz w:val="28"/>
+          <w:szCs w:val="28"/>
+          <w:lang w:eastAsia="en-GB"/>
+        </w:rPr>
+        <w:t xml:space="preserve"> </w:t>
+      </w:r>
+      <w:r>
+        <w:rPr>
+          <w:rFonts w:ascii="Gentium" w:hAnsi="Gentium" w:cs="Gentium"/>
+          <w:b/>
+          <w:bCs/>
+          <w:i/>
+          <w:iCs/>
+          <w:noProof/>
+          <w:color w:val="EE0000"/>
+          <w:sz w:val="28"/>
+          <w:szCs w:val="28"/>
+          <w:vertAlign w:val="superscript"/>
+          <w:lang w:val="el-GR" w:eastAsia="en-GB"/>
+        </w:rPr>
+        <w:t>18</w:t>
+      </w:r>
+      <w:r>
+        <w:rPr>
+          <w:rFonts w:ascii="Gentium" w:hAnsi="Gentium" w:cs="Gentium"/>
+          <w:i/>
+          <w:iCs/>
+          <w:noProof/>
+          <w:color w:val="EE0000"/>
+          <w:sz w:val="28"/>
+          <w:szCs w:val="28"/>
+          <w:lang w:val="el-GR" w:eastAsia="en-GB"/>
+        </w:rPr>
+        <w:t xml:space="preserve"> </w:t>
+      </w:r>
+      <w:r>
+        <w:rPr>
+          <w:rFonts w:ascii="Gentium" w:hAnsi="Gentium" w:cs="Gentium"/>
+          <w:i/>
+          <w:iCs/>
+          <w:noProof/>
+          <w:color w:val="0070C0"/>
+          <w:sz w:val="28"/>
+          <w:szCs w:val="28"/>
+          <w:lang w:val="el-GR" w:eastAsia="en-GB"/>
+        </w:rPr>
+        <w:t>ει τις παραβ[ai]νει ταυτα το πυρ εστι μετ αυτου</w:t>
+      </w:r>
+      <w:r>
+        <w:rPr>
+          <w:rFonts w:ascii="Gentium" w:hAnsi="Gentium" w:cs="Gentium"/>
+          <w:i/>
+          <w:iCs/>
+          <w:noProof/>
+          <w:color w:val="0070C0"/>
+          <w:sz w:val="28"/>
+          <w:szCs w:val="28"/>
+          <w:lang w:eastAsia="en-GB"/>
+        </w:rPr>
+        <w:t xml:space="preserve"> … </w:t>
+      </w:r>
+      <w:r>
+        <w:rPr>
+          <w:rFonts w:ascii="Gentium" w:hAnsi="Gentium" w:cs="Gentium"/>
+          <w:i/>
+          <w:iCs/>
+          <w:noProof/>
+          <w:color w:val="0070C0"/>
+          <w:sz w:val="28"/>
+          <w:szCs w:val="28"/>
+          <w:lang w:val="el-GR" w:eastAsia="en-GB"/>
+        </w:rPr>
+        <w:t>[α]θεων &lt;αννων&gt; οιτινες τε[χν]ημα [τα] εχ[ι]δνων εισ[ι]ν ους αποτρεπεσθε εν τη του &lt;κυ&gt; δυναμει και εστω μεθ υμων [ει]ρηνη.</w:t>
+      </w:r>
+    </w:p>
+    <w:p>
+      <w:pPr>
+        <w:spacing w:before="60"/>
+        <w:jc w:val="both"/>
+        <w:rPr>
+          <w:rFonts w:ascii="Gentium" w:eastAsia="Arial Unicode MS" w:hAnsi="Gentium" w:cs="Gentium"/>
+          <w:b/>
+          <w:bCs/>
+          <w:i/>
+          <w:iCs/>
+          <w:smallCaps/>
+          <w:noProof/>
+          <w:sz w:val="36"/>
+          <w:szCs w:val="36"/>
+          <w:u w:val="single" w:color="00B050"/>
+          <w:lang w:bidi="he-IL"/>
+        </w:rPr>
+      </w:pPr>
+    </w:p>
+    <w:p>
+      <w:pPr>
+        <w:keepNext/>
+        <w:widowControl w:val="0"/>
+        <w:jc w:val="center"/>
+        <w:rPr>
+          <w:rFonts w:ascii="Gentium" w:eastAsia="Arial Unicode MS" w:hAnsi="Gentium" w:cs="Gentium"/>
+          <w:b/>
+          <w:bCs/>
+          <w:i/>
+          <w:iCs/>
+          <w:smallCaps/>
+          <w:noProof/>
+          <w:sz w:val="36"/>
+          <w:szCs w:val="36"/>
+          <w:u w:val="single" w:color="00B050"/>
+          <w:lang w:val="el-GR" w:bidi="he-IL"/>
+        </w:rPr>
+        <w:sectPr>
+          <w:type w:val="continuous"/>
+          <w:pgSz w:w="16838" w:h="11906" w:orient="landscape"/>
+          <w:pgMar w:top="1418" w:right="1418" w:bottom="1418" w:left="1418" w:header="0" w:footer="0" w:gutter="0"/>
+          <w:cols w:space="720"/>
+          <w:formProt w:val="0"/>
+          <w:docGrid w:linePitch="600" w:charSpace="32768"/>
         </w:sectPr>
       </w:pPr>
     </w:p>
